--- a/data/03_investment_memo/investment_memo_17.docx
+++ b/data/03_investment_memo/investment_memo_17.docx
@@ -21,7 +21,20 @@
     <w:p>
       <w:r>
         <w:br/>
-        <w:t>风险管理部认为，机器人 行业仍然面临若干</w:t>
+        <w:t>方正科技传媒有限公司 是中国 人工智能 行业的重要企业之一。</w:t>
+        <w:br/>
+        <w:t>根据华辰资本 资产配置委员会 的研究，该公司成立于 2019 年，</w:t>
+        <w:br/>
+        <w:t>目前员工规模约 2043 人。公司近年来持续加大研发投入，</w:t>
+        <w:br/>
+        <w:t>在核心技术方面形成了较强的竞争壁垒。</w:t>
+        <w:br/>
+      </w:r>
+    </w:p>
+    <w:p>
+      <w:r>
+        <w:br/>
+        <w:t>风险管理部认为，医疗科技 行业仍然面临若干</w:t>
         <w:br/>
         <w:t>不确定性因素，包括技术迭代风险、政策变化、</w:t>
         <w:br/>
@@ -32,22 +45,33 @@
     <w:p>
       <w:r>
         <w:br/>
-        <w:t>从产业链角度看，新能源 行业主要由上游设备厂商、</w:t>
+        <w:t>从产业链角度看，半导体 行业主要由上游设备厂商、</w:t>
         <w:br/>
         <w:t>中游平台企业以及下游应用厂商组成。</w:t>
         <w:br/>
-        <w:t>创汇传媒有限公司 主要位于产业链的 中游 环节。</w:t>
+        <w:t>信诚致远网络有限公司 主要位于产业链的 中游 环节。</w:t>
         <w:br/>
       </w:r>
     </w:p>
     <w:p>
       <w:r>
         <w:br/>
-        <w:t>精芯信息有限公司 是中国 消费科技 行业的重要企业之一。</w:t>
+        <w:t>从产业链角度看，人工智能 行业主要由上游设备厂商、</w:t>
         <w:br/>
-        <w:t>根据华辰资本 量化研究部 的研究，该公司成立于 2010 年，</w:t>
+        <w:t>中游平台企业以及下游应用厂商组成。</w:t>
         <w:br/>
-        <w:t>目前员工规模约 6207 人。公司近年来持续加大研发投入，</w:t>
+        <w:t>惠派国际公司科技有限公司 主要位于产业链的 上游 环节。</w:t>
+        <w:br/>
+      </w:r>
+    </w:p>
+    <w:p>
+      <w:r>
+        <w:br/>
+        <w:t>明腾传媒有限公司 是中国 人工智能 行业的重要企业之一。</w:t>
+        <w:br/>
+        <w:t>根据华辰资本 投资策略部 的研究，该公司成立于 2011 年，</w:t>
+        <w:br/>
+        <w:t>目前员工规模约 2688 人。公司近年来持续加大研发投入，</w:t>
         <w:br/>
         <w:t>在核心技术方面形成了较强的竞争壁垒。</w:t>
         <w:br/>
@@ -56,11 +80,22 @@
     <w:p>
       <w:r>
         <w:br/>
-        <w:t>富罳信息有限公司 是中国 医疗科技 行业的重要企业之一。</w:t>
+        <w:t>风险管理部认为，人工智能 行业仍然面临若干</w:t>
         <w:br/>
-        <w:t>根据华辰资本 资产配置委员会 的研究，该公司成立于 2018 年，</w:t>
+        <w:t>不确定性因素，包括技术迭代风险、政策变化、</w:t>
         <w:br/>
-        <w:t>目前员工规模约 2035 人。公司近年来持续加大研发投入，</w:t>
+        <w:t>以及市场竞争加剧等问题。</w:t>
+        <w:br/>
+      </w:r>
+    </w:p>
+    <w:p>
+      <w:r>
+        <w:br/>
+        <w:t>雨林木风计算机科技有限公司 是中国 半导体 行业的重要企业之一。</w:t>
+        <w:br/>
+        <w:t>根据华辰资本 资产配置委员会 的研究，该公司成立于 2007 年，</w:t>
+        <w:br/>
+        <w:t>目前员工规模约 7826 人。公司近年来持续加大研发投入，</w:t>
         <w:br/>
         <w:t>在核心技术方面形成了较强的竞争壁垒。</w:t>
         <w:br/>
@@ -69,9 +104,775 @@
     <w:p>
       <w:r>
         <w:br/>
-        <w:t>华辰资本旗下的 HC Quant Arbitrage Fund 在最近的资产配置会议中</w:t>
+        <w:t>中建创业科技有限公司 是中国 半导体 行业的重要企业之一。</w:t>
         <w:br/>
-        <w:t>讨论了 机器人 行业的投资机会，并对 济南亿次元网络有限公司</w:t>
+        <w:t>根据华辰资本 资产配置委员会 的研究，该公司成立于 2006 年，</w:t>
+        <w:br/>
+        <w:t>目前员工规模约 6832 人。公司近年来持续加大研发投入，</w:t>
+        <w:br/>
+        <w:t>在核心技术方面形成了较强的竞争壁垒。</w:t>
+        <w:br/>
+      </w:r>
+    </w:p>
+    <w:tbl>
+      <w:tblPr>
+        <w:tblW w:type="auto" w:w="0"/>
+        <w:tblLook w:firstColumn="1" w:firstRow="1" w:lastColumn="0" w:lastRow="0" w:noHBand="0" w:noVBand="1" w:val="04A0"/>
+      </w:tblPr>
+      <w:tblGrid>
+        <w:gridCol w:w="2160"/>
+        <w:gridCol w:w="2160"/>
+        <w:gridCol w:w="2160"/>
+        <w:gridCol w:w="2160"/>
+      </w:tblGrid>
+      <w:tr>
+        <w:tc>
+          <w:tcPr>
+            <w:tcW w:type="dxa" w:w="2160"/>
+          </w:tcPr>
+          <w:p>
+            <w:r>
+              <w:t>公司</w:t>
+            </w:r>
+          </w:p>
+        </w:tc>
+        <w:tc>
+          <w:tcPr>
+            <w:tcW w:type="dxa" w:w="2160"/>
+          </w:tcPr>
+          <w:p>
+            <w:r>
+              <w:t>行业</w:t>
+            </w:r>
+          </w:p>
+        </w:tc>
+        <w:tc>
+          <w:tcPr>
+            <w:tcW w:type="dxa" w:w="2160"/>
+          </w:tcPr>
+          <w:p>
+            <w:r>
+              <w:t>市值</w:t>
+            </w:r>
+          </w:p>
+        </w:tc>
+        <w:tc>
+          <w:tcPr>
+            <w:tcW w:type="dxa" w:w="2160"/>
+          </w:tcPr>
+          <w:p>
+            <w:r>
+              <w:t>增长率</w:t>
+            </w:r>
+          </w:p>
+        </w:tc>
+      </w:tr>
+      <w:tr>
+        <w:tc>
+          <w:tcPr>
+            <w:tcW w:type="dxa" w:w="2160"/>
+          </w:tcPr>
+          <w:p>
+            <w:r>
+              <w:t>良诺科技有限公司</w:t>
+            </w:r>
+          </w:p>
+        </w:tc>
+        <w:tc>
+          <w:tcPr>
+            <w:tcW w:type="dxa" w:w="2160"/>
+          </w:tcPr>
+          <w:p>
+            <w:r>
+              <w:t>云计算</w:t>
+            </w:r>
+          </w:p>
+        </w:tc>
+        <w:tc>
+          <w:tcPr>
+            <w:tcW w:type="dxa" w:w="2160"/>
+          </w:tcPr>
+          <w:p>
+            <w:r>
+              <w:t>267亿</w:t>
+            </w:r>
+          </w:p>
+        </w:tc>
+        <w:tc>
+          <w:tcPr>
+            <w:tcW w:type="dxa" w:w="2160"/>
+          </w:tcPr>
+          <w:p>
+            <w:r>
+              <w:t>22%</w:t>
+            </w:r>
+          </w:p>
+        </w:tc>
+      </w:tr>
+      <w:tr>
+        <w:tc>
+          <w:tcPr>
+            <w:tcW w:type="dxa" w:w="2160"/>
+          </w:tcPr>
+          <w:p>
+            <w:r>
+              <w:t>飞利信科技有限公司</w:t>
+            </w:r>
+          </w:p>
+        </w:tc>
+        <w:tc>
+          <w:tcPr>
+            <w:tcW w:type="dxa" w:w="2160"/>
+          </w:tcPr>
+          <w:p>
+            <w:r>
+              <w:t>人工智能</w:t>
+            </w:r>
+          </w:p>
+        </w:tc>
+        <w:tc>
+          <w:tcPr>
+            <w:tcW w:type="dxa" w:w="2160"/>
+          </w:tcPr>
+          <w:p>
+            <w:r>
+              <w:t>134亿</w:t>
+            </w:r>
+          </w:p>
+        </w:tc>
+        <w:tc>
+          <w:tcPr>
+            <w:tcW w:type="dxa" w:w="2160"/>
+          </w:tcPr>
+          <w:p>
+            <w:r>
+              <w:t>25%</w:t>
+            </w:r>
+          </w:p>
+        </w:tc>
+      </w:tr>
+      <w:tr>
+        <w:tc>
+          <w:tcPr>
+            <w:tcW w:type="dxa" w:w="2160"/>
+          </w:tcPr>
+          <w:p>
+            <w:r>
+              <w:t>方正科技传媒有限公司</w:t>
+            </w:r>
+          </w:p>
+        </w:tc>
+        <w:tc>
+          <w:tcPr>
+            <w:tcW w:type="dxa" w:w="2160"/>
+          </w:tcPr>
+          <w:p>
+            <w:r>
+              <w:t>人工智能</w:t>
+            </w:r>
+          </w:p>
+        </w:tc>
+        <w:tc>
+          <w:tcPr>
+            <w:tcW w:type="dxa" w:w="2160"/>
+          </w:tcPr>
+          <w:p>
+            <w:r>
+              <w:t>754亿</w:t>
+            </w:r>
+          </w:p>
+        </w:tc>
+        <w:tc>
+          <w:tcPr>
+            <w:tcW w:type="dxa" w:w="2160"/>
+          </w:tcPr>
+          <w:p>
+            <w:r>
+              <w:t>18%</w:t>
+            </w:r>
+          </w:p>
+        </w:tc>
+      </w:tr>
+      <w:tr>
+        <w:tc>
+          <w:tcPr>
+            <w:tcW w:type="dxa" w:w="2160"/>
+          </w:tcPr>
+          <w:p>
+            <w:r>
+              <w:t>通际名联网络有限公司</w:t>
+            </w:r>
+          </w:p>
+        </w:tc>
+        <w:tc>
+          <w:tcPr>
+            <w:tcW w:type="dxa" w:w="2160"/>
+          </w:tcPr>
+          <w:p>
+            <w:r>
+              <w:t>机器人</w:t>
+            </w:r>
+          </w:p>
+        </w:tc>
+        <w:tc>
+          <w:tcPr>
+            <w:tcW w:type="dxa" w:w="2160"/>
+          </w:tcPr>
+          <w:p>
+            <w:r>
+              <w:t>443亿</w:t>
+            </w:r>
+          </w:p>
+        </w:tc>
+        <w:tc>
+          <w:tcPr>
+            <w:tcW w:type="dxa" w:w="2160"/>
+          </w:tcPr>
+          <w:p>
+            <w:r>
+              <w:t>25%</w:t>
+            </w:r>
+          </w:p>
+        </w:tc>
+      </w:tr>
+      <w:tr>
+        <w:tc>
+          <w:tcPr>
+            <w:tcW w:type="dxa" w:w="2160"/>
+          </w:tcPr>
+          <w:p>
+            <w:r>
+              <w:t>雨林木风计算机科技有限公司</w:t>
+            </w:r>
+          </w:p>
+        </w:tc>
+        <w:tc>
+          <w:tcPr>
+            <w:tcW w:type="dxa" w:w="2160"/>
+          </w:tcPr>
+          <w:p>
+            <w:r>
+              <w:t>半导体</w:t>
+            </w:r>
+          </w:p>
+        </w:tc>
+        <w:tc>
+          <w:tcPr>
+            <w:tcW w:type="dxa" w:w="2160"/>
+          </w:tcPr>
+          <w:p>
+            <w:r>
+              <w:t>247亿</w:t>
+            </w:r>
+          </w:p>
+        </w:tc>
+        <w:tc>
+          <w:tcPr>
+            <w:tcW w:type="dxa" w:w="2160"/>
+          </w:tcPr>
+          <w:p>
+            <w:r>
+              <w:t>20%</w:t>
+            </w:r>
+          </w:p>
+        </w:tc>
+      </w:tr>
+      <w:tr>
+        <w:tc>
+          <w:tcPr>
+            <w:tcW w:type="dxa" w:w="2160"/>
+          </w:tcPr>
+          <w:p>
+            <w:r>
+              <w:t>方正科技信息有限公司</w:t>
+            </w:r>
+          </w:p>
+        </w:tc>
+        <w:tc>
+          <w:tcPr>
+            <w:tcW w:type="dxa" w:w="2160"/>
+          </w:tcPr>
+          <w:p>
+            <w:r>
+              <w:t>消费科技</w:t>
+            </w:r>
+          </w:p>
+        </w:tc>
+        <w:tc>
+          <w:tcPr>
+            <w:tcW w:type="dxa" w:w="2160"/>
+          </w:tcPr>
+          <w:p>
+            <w:r>
+              <w:t>300亿</w:t>
+            </w:r>
+          </w:p>
+        </w:tc>
+        <w:tc>
+          <w:tcPr>
+            <w:tcW w:type="dxa" w:w="2160"/>
+          </w:tcPr>
+          <w:p>
+            <w:r>
+              <w:t>11%</w:t>
+            </w:r>
+          </w:p>
+        </w:tc>
+      </w:tr>
+      <w:tr>
+        <w:tc>
+          <w:tcPr>
+            <w:tcW w:type="dxa" w:w="2160"/>
+          </w:tcPr>
+          <w:p>
+            <w:r>
+              <w:t>创联世纪信息有限公司</w:t>
+            </w:r>
+          </w:p>
+        </w:tc>
+        <w:tc>
+          <w:tcPr>
+            <w:tcW w:type="dxa" w:w="2160"/>
+          </w:tcPr>
+          <w:p>
+            <w:r>
+              <w:t>云计算</w:t>
+            </w:r>
+          </w:p>
+        </w:tc>
+        <w:tc>
+          <w:tcPr>
+            <w:tcW w:type="dxa" w:w="2160"/>
+          </w:tcPr>
+          <w:p>
+            <w:r>
+              <w:t>406亿</w:t>
+            </w:r>
+          </w:p>
+        </w:tc>
+        <w:tc>
+          <w:tcPr>
+            <w:tcW w:type="dxa" w:w="2160"/>
+          </w:tcPr>
+          <w:p>
+            <w:r>
+              <w:t>19%</w:t>
+            </w:r>
+          </w:p>
+        </w:tc>
+      </w:tr>
+      <w:tr>
+        <w:tc>
+          <w:tcPr>
+            <w:tcW w:type="dxa" w:w="2160"/>
+          </w:tcPr>
+          <w:p>
+            <w:r>
+              <w:t>信诚致远科技有限公司</w:t>
+            </w:r>
+          </w:p>
+        </w:tc>
+        <w:tc>
+          <w:tcPr>
+            <w:tcW w:type="dxa" w:w="2160"/>
+          </w:tcPr>
+          <w:p>
+            <w:r>
+              <w:t>云计算</w:t>
+            </w:r>
+          </w:p>
+        </w:tc>
+        <w:tc>
+          <w:tcPr>
+            <w:tcW w:type="dxa" w:w="2160"/>
+          </w:tcPr>
+          <w:p>
+            <w:r>
+              <w:t>777亿</w:t>
+            </w:r>
+          </w:p>
+        </w:tc>
+        <w:tc>
+          <w:tcPr>
+            <w:tcW w:type="dxa" w:w="2160"/>
+          </w:tcPr>
+          <w:p>
+            <w:r>
+              <w:t>25%</w:t>
+            </w:r>
+          </w:p>
+        </w:tc>
+      </w:tr>
+      <w:tr>
+        <w:tc>
+          <w:tcPr>
+            <w:tcW w:type="dxa" w:w="2160"/>
+          </w:tcPr>
+          <w:p>
+            <w:r>
+              <w:t>信诚致远科技有限公司</w:t>
+            </w:r>
+          </w:p>
+        </w:tc>
+        <w:tc>
+          <w:tcPr>
+            <w:tcW w:type="dxa" w:w="2160"/>
+          </w:tcPr>
+          <w:p>
+            <w:r>
+              <w:t>云计算</w:t>
+            </w:r>
+          </w:p>
+        </w:tc>
+        <w:tc>
+          <w:tcPr>
+            <w:tcW w:type="dxa" w:w="2160"/>
+          </w:tcPr>
+          <w:p>
+            <w:r>
+              <w:t>651亿</w:t>
+            </w:r>
+          </w:p>
+        </w:tc>
+        <w:tc>
+          <w:tcPr>
+            <w:tcW w:type="dxa" w:w="2160"/>
+          </w:tcPr>
+          <w:p>
+            <w:r>
+              <w:t>24%</w:t>
+            </w:r>
+          </w:p>
+        </w:tc>
+      </w:tr>
+      <w:tr>
+        <w:tc>
+          <w:tcPr>
+            <w:tcW w:type="dxa" w:w="2160"/>
+          </w:tcPr>
+          <w:p>
+            <w:r>
+              <w:t>华成育卓传媒有限公司</w:t>
+            </w:r>
+          </w:p>
+        </w:tc>
+        <w:tc>
+          <w:tcPr>
+            <w:tcW w:type="dxa" w:w="2160"/>
+          </w:tcPr>
+          <w:p>
+            <w:r>
+              <w:t>人工智能</w:t>
+            </w:r>
+          </w:p>
+        </w:tc>
+        <w:tc>
+          <w:tcPr>
+            <w:tcW w:type="dxa" w:w="2160"/>
+          </w:tcPr>
+          <w:p>
+            <w:r>
+              <w:t>225亿</w:t>
+            </w:r>
+          </w:p>
+        </w:tc>
+        <w:tc>
+          <w:tcPr>
+            <w:tcW w:type="dxa" w:w="2160"/>
+          </w:tcPr>
+          <w:p>
+            <w:r>
+              <w:t>6%</w:t>
+            </w:r>
+          </w:p>
+        </w:tc>
+      </w:tr>
+      <w:tr>
+        <w:tc>
+          <w:tcPr>
+            <w:tcW w:type="dxa" w:w="2160"/>
+          </w:tcPr>
+          <w:p>
+            <w:r>
+              <w:t>良诺科技有限公司</w:t>
+            </w:r>
+          </w:p>
+        </w:tc>
+        <w:tc>
+          <w:tcPr>
+            <w:tcW w:type="dxa" w:w="2160"/>
+          </w:tcPr>
+          <w:p>
+            <w:r>
+              <w:t>云计算</w:t>
+            </w:r>
+          </w:p>
+        </w:tc>
+        <w:tc>
+          <w:tcPr>
+            <w:tcW w:type="dxa" w:w="2160"/>
+          </w:tcPr>
+          <w:p>
+            <w:r>
+              <w:t>554亿</w:t>
+            </w:r>
+          </w:p>
+        </w:tc>
+        <w:tc>
+          <w:tcPr>
+            <w:tcW w:type="dxa" w:w="2160"/>
+          </w:tcPr>
+          <w:p>
+            <w:r>
+              <w:t>29%</w:t>
+            </w:r>
+          </w:p>
+        </w:tc>
+      </w:tr>
+      <w:tr>
+        <w:tc>
+          <w:tcPr>
+            <w:tcW w:type="dxa" w:w="2160"/>
+          </w:tcPr>
+          <w:p>
+            <w:r>
+              <w:t>富罳网络有限公司</w:t>
+            </w:r>
+          </w:p>
+        </w:tc>
+        <w:tc>
+          <w:tcPr>
+            <w:tcW w:type="dxa" w:w="2160"/>
+          </w:tcPr>
+          <w:p>
+            <w:r>
+              <w:t>新能源</w:t>
+            </w:r>
+          </w:p>
+        </w:tc>
+        <w:tc>
+          <w:tcPr>
+            <w:tcW w:type="dxa" w:w="2160"/>
+          </w:tcPr>
+          <w:p>
+            <w:r>
+              <w:t>634亿</w:t>
+            </w:r>
+          </w:p>
+        </w:tc>
+        <w:tc>
+          <w:tcPr>
+            <w:tcW w:type="dxa" w:w="2160"/>
+          </w:tcPr>
+          <w:p>
+            <w:r>
+              <w:t>21%</w:t>
+            </w:r>
+          </w:p>
+        </w:tc>
+      </w:tr>
+      <w:tr>
+        <w:tc>
+          <w:tcPr>
+            <w:tcW w:type="dxa" w:w="2160"/>
+          </w:tcPr>
+          <w:p>
+            <w:r>
+              <w:t>华成育卓传媒有限公司</w:t>
+            </w:r>
+          </w:p>
+        </w:tc>
+        <w:tc>
+          <w:tcPr>
+            <w:tcW w:type="dxa" w:w="2160"/>
+          </w:tcPr>
+          <w:p>
+            <w:r>
+              <w:t>人工智能</w:t>
+            </w:r>
+          </w:p>
+        </w:tc>
+        <w:tc>
+          <w:tcPr>
+            <w:tcW w:type="dxa" w:w="2160"/>
+          </w:tcPr>
+          <w:p>
+            <w:r>
+              <w:t>754亿</w:t>
+            </w:r>
+          </w:p>
+        </w:tc>
+        <w:tc>
+          <w:tcPr>
+            <w:tcW w:type="dxa" w:w="2160"/>
+          </w:tcPr>
+          <w:p>
+            <w:r>
+              <w:t>26%</w:t>
+            </w:r>
+          </w:p>
+        </w:tc>
+      </w:tr>
+      <w:tr>
+        <w:tc>
+          <w:tcPr>
+            <w:tcW w:type="dxa" w:w="2160"/>
+          </w:tcPr>
+          <w:p>
+            <w:r>
+              <w:t>巨奥传媒有限公司</w:t>
+            </w:r>
+          </w:p>
+        </w:tc>
+        <w:tc>
+          <w:tcPr>
+            <w:tcW w:type="dxa" w:w="2160"/>
+          </w:tcPr>
+          <w:p>
+            <w:r>
+              <w:t>人工智能</w:t>
+            </w:r>
+          </w:p>
+        </w:tc>
+        <w:tc>
+          <w:tcPr>
+            <w:tcW w:type="dxa" w:w="2160"/>
+          </w:tcPr>
+          <w:p>
+            <w:r>
+              <w:t>675亿</w:t>
+            </w:r>
+          </w:p>
+        </w:tc>
+        <w:tc>
+          <w:tcPr>
+            <w:tcW w:type="dxa" w:w="2160"/>
+          </w:tcPr>
+          <w:p>
+            <w:r>
+              <w:t>9%</w:t>
+            </w:r>
+          </w:p>
+        </w:tc>
+      </w:tr>
+      <w:tr>
+        <w:tc>
+          <w:tcPr>
+            <w:tcW w:type="dxa" w:w="2160"/>
+          </w:tcPr>
+          <w:p>
+            <w:r>
+              <w:t>飞利信科技有限公司</w:t>
+            </w:r>
+          </w:p>
+        </w:tc>
+        <w:tc>
+          <w:tcPr>
+            <w:tcW w:type="dxa" w:w="2160"/>
+          </w:tcPr>
+          <w:p>
+            <w:r>
+              <w:t>人工智能</w:t>
+            </w:r>
+          </w:p>
+        </w:tc>
+        <w:tc>
+          <w:tcPr>
+            <w:tcW w:type="dxa" w:w="2160"/>
+          </w:tcPr>
+          <w:p>
+            <w:r>
+              <w:t>389亿</w:t>
+            </w:r>
+          </w:p>
+        </w:tc>
+        <w:tc>
+          <w:tcPr>
+            <w:tcW w:type="dxa" w:w="2160"/>
+          </w:tcPr>
+          <w:p>
+            <w:r>
+              <w:t>23%</w:t>
+            </w:r>
+          </w:p>
+        </w:tc>
+      </w:tr>
+    </w:tbl>
+    <w:p>
+      <w:pPr>
+        <w:pStyle w:val="Heading1"/>
+      </w:pPr>
+      <w:r>
+        <w:t>行业分析 2</w:t>
+      </w:r>
+    </w:p>
+    <w:p>
+      <w:r>
+        <w:br/>
+        <w:t>通际名联网络有限公司 是中国 机器人 行业的重要企业之一。</w:t>
+        <w:br/>
+        <w:t>根据华辰资本 风险管理部 的研究，该公司成立于 2016 年，</w:t>
+        <w:br/>
+        <w:t>目前员工规模约 3310 人。公司近年来持续加大研发投入，</w:t>
+        <w:br/>
+        <w:t>在核心技术方面形成了较强的竞争壁垒。</w:t>
+        <w:br/>
+      </w:r>
+    </w:p>
+    <w:p>
+      <w:r>
+        <w:br/>
+        <w:t>风险管理部认为，消费科技 行业仍然面临若干</w:t>
+        <w:br/>
+        <w:t>不确定性因素，包括技术迭代风险、政策变化、</w:t>
+        <w:br/>
+        <w:t>以及市场竞争加剧等问题。</w:t>
+        <w:br/>
+      </w:r>
+    </w:p>
+    <w:p>
+      <w:r>
+        <w:br/>
+        <w:t>毕博诚信息有限公司 是中国 机器人 行业的重要企业之一。</w:t>
+        <w:br/>
+        <w:t>根据华辰资本 量化研究部 的研究，该公司成立于 2017 年，</w:t>
+        <w:br/>
+        <w:t>目前员工规模约 508 人。公司近年来持续加大研发投入，</w:t>
+        <w:br/>
+        <w:t>在核心技术方面形成了较强的竞争壁垒。</w:t>
+        <w:br/>
+      </w:r>
+    </w:p>
+    <w:p>
+      <w:r>
+        <w:br/>
+        <w:t>佳禾传媒有限公司 是中国 云计算 行业的重要企业之一。</w:t>
+        <w:br/>
+        <w:t>根据华辰资本 投资策略部 的研究，该公司成立于 2016 年，</w:t>
+        <w:br/>
+        <w:t>目前员工规模约 3802 人。公司近年来持续加大研发投入，</w:t>
+        <w:br/>
+        <w:t>在核心技术方面形成了较强的竞争壁垒。</w:t>
+        <w:br/>
+      </w:r>
+    </w:p>
+    <w:p>
+      <w:r>
+        <w:br/>
+        <w:t>从产业链角度看，消费科技 行业主要由上游设备厂商、</w:t>
+        <w:br/>
+        <w:t>中游平台企业以及下游应用厂商组成。</w:t>
+        <w:br/>
+        <w:t>鑫博腾飞信息有限公司 主要位于产业链的 下游 环节。</w:t>
+        <w:br/>
+      </w:r>
+    </w:p>
+    <w:p>
+      <w:r>
+        <w:br/>
+        <w:t>华辰资本旗下的 HC AI Innovation Fund 在最近的资产配置会议中</w:t>
+        <w:br/>
+        <w:t>讨论了 消费科技 行业的投资机会，并对 华泰通安传媒有限公司</w:t>
         <w:br/>
         <w:t>进行了重点评估。</w:t>
         <w:br/>
@@ -91,22 +892,11 @@
     <w:p>
       <w:r>
         <w:br/>
-        <w:t>根据内部财务模型测算，浦华众城信息有限公司 在未来三年</w:t>
+        <w:t>风险管理部认为，半导体 行业仍然面临若干</w:t>
         <w:br/>
-        <w:t>收入复合增长率预计可达到 13% 左右。</w:t>
+        <w:t>不确定性因素，包括技术迭代风险、政策变化、</w:t>
         <w:br/>
-        <w:t>该预测基于行业需求增长以及公司产能扩张计划。</w:t>
-        <w:br/>
-      </w:r>
-    </w:p>
-    <w:p>
-      <w:r>
-        <w:br/>
-        <w:t>华辰资本旗下的 HC AI Innovation Fund 在最近的资产配置会议中</w:t>
-        <w:br/>
-        <w:t>讨论了 机器人 行业的投资机会，并对 艾提科信科技有限公司</w:t>
-        <w:br/>
-        <w:t>进行了重点评估。</w:t>
+        <w:t>以及市场竞争加剧等问题。</w:t>
         <w:br/>
       </w:r>
     </w:p>
@@ -170,37 +960,37 @@
           </w:tcPr>
           <w:p>
             <w:r>
-              <w:t>创亿网络有限公司</w:t>
-            </w:r>
-          </w:p>
-        </w:tc>
-        <w:tc>
-          <w:tcPr>
-            <w:tcW w:type="dxa" w:w="2160"/>
-          </w:tcPr>
-          <w:p>
-            <w:r>
-              <w:t>云计算</w:t>
-            </w:r>
-          </w:p>
-        </w:tc>
-        <w:tc>
-          <w:tcPr>
-            <w:tcW w:type="dxa" w:w="2160"/>
-          </w:tcPr>
-          <w:p>
-            <w:r>
-              <w:t>280亿</w:t>
-            </w:r>
-          </w:p>
-        </w:tc>
-        <w:tc>
-          <w:tcPr>
-            <w:tcW w:type="dxa" w:w="2160"/>
-          </w:tcPr>
-          <w:p>
-            <w:r>
-              <w:t>14%</w:t>
+              <w:t>联软网络有限公司</w:t>
+            </w:r>
+          </w:p>
+        </w:tc>
+        <w:tc>
+          <w:tcPr>
+            <w:tcW w:type="dxa" w:w="2160"/>
+          </w:tcPr>
+          <w:p>
+            <w:r>
+              <w:t>半导体</w:t>
+            </w:r>
+          </w:p>
+        </w:tc>
+        <w:tc>
+          <w:tcPr>
+            <w:tcW w:type="dxa" w:w="2160"/>
+          </w:tcPr>
+          <w:p>
+            <w:r>
+              <w:t>424亿</w:t>
+            </w:r>
+          </w:p>
+        </w:tc>
+        <w:tc>
+          <w:tcPr>
+            <w:tcW w:type="dxa" w:w="2160"/>
+          </w:tcPr>
+          <w:p>
+            <w:r>
+              <w:t>9%</w:t>
             </w:r>
           </w:p>
         </w:tc>
@@ -212,37 +1002,37 @@
           </w:tcPr>
           <w:p>
             <w:r>
-              <w:t>快讯网络有限公司</w:t>
-            </w:r>
-          </w:p>
-        </w:tc>
-        <w:tc>
-          <w:tcPr>
-            <w:tcW w:type="dxa" w:w="2160"/>
-          </w:tcPr>
-          <w:p>
-            <w:r>
-              <w:t>新能源</w:t>
-            </w:r>
-          </w:p>
-        </w:tc>
-        <w:tc>
-          <w:tcPr>
-            <w:tcW w:type="dxa" w:w="2160"/>
-          </w:tcPr>
-          <w:p>
-            <w:r>
-              <w:t>601亿</w:t>
-            </w:r>
-          </w:p>
-        </w:tc>
-        <w:tc>
-          <w:tcPr>
-            <w:tcW w:type="dxa" w:w="2160"/>
-          </w:tcPr>
-          <w:p>
-            <w:r>
-              <w:t>20%</w:t>
+              <w:t>天开科技有限公司</w:t>
+            </w:r>
+          </w:p>
+        </w:tc>
+        <w:tc>
+          <w:tcPr>
+            <w:tcW w:type="dxa" w:w="2160"/>
+          </w:tcPr>
+          <w:p>
+            <w:r>
+              <w:t>消费科技</w:t>
+            </w:r>
+          </w:p>
+        </w:tc>
+        <w:tc>
+          <w:tcPr>
+            <w:tcW w:type="dxa" w:w="2160"/>
+          </w:tcPr>
+          <w:p>
+            <w:r>
+              <w:t>793亿</w:t>
+            </w:r>
+          </w:p>
+        </w:tc>
+        <w:tc>
+          <w:tcPr>
+            <w:tcW w:type="dxa" w:w="2160"/>
+          </w:tcPr>
+          <w:p>
+            <w:r>
+              <w:t>29%</w:t>
             </w:r>
           </w:p>
         </w:tc>
@@ -254,37 +1044,37 @@
           </w:tcPr>
           <w:p>
             <w:r>
-              <w:t>昊嘉网络有限公司</w:t>
-            </w:r>
-          </w:p>
-        </w:tc>
-        <w:tc>
-          <w:tcPr>
-            <w:tcW w:type="dxa" w:w="2160"/>
-          </w:tcPr>
-          <w:p>
-            <w:r>
-              <w:t>新能源</w:t>
-            </w:r>
-          </w:p>
-        </w:tc>
-        <w:tc>
-          <w:tcPr>
-            <w:tcW w:type="dxa" w:w="2160"/>
-          </w:tcPr>
-          <w:p>
-            <w:r>
-              <w:t>427亿</w:t>
-            </w:r>
-          </w:p>
-        </w:tc>
-        <w:tc>
-          <w:tcPr>
-            <w:tcW w:type="dxa" w:w="2160"/>
-          </w:tcPr>
-          <w:p>
-            <w:r>
-              <w:t>11%</w:t>
+              <w:t>飞海科技传媒有限公司</w:t>
+            </w:r>
+          </w:p>
+        </w:tc>
+        <w:tc>
+          <w:tcPr>
+            <w:tcW w:type="dxa" w:w="2160"/>
+          </w:tcPr>
+          <w:p>
+            <w:r>
+              <w:t>消费科技</w:t>
+            </w:r>
+          </w:p>
+        </w:tc>
+        <w:tc>
+          <w:tcPr>
+            <w:tcW w:type="dxa" w:w="2160"/>
+          </w:tcPr>
+          <w:p>
+            <w:r>
+              <w:t>502亿</w:t>
+            </w:r>
+          </w:p>
+        </w:tc>
+        <w:tc>
+          <w:tcPr>
+            <w:tcW w:type="dxa" w:w="2160"/>
+          </w:tcPr>
+          <w:p>
+            <w:r>
+              <w:t>24%</w:t>
             </w:r>
           </w:p>
         </w:tc>
@@ -296,37 +1086,37 @@
           </w:tcPr>
           <w:p>
             <w:r>
-              <w:t>东方峻景网络有限公司</w:t>
-            </w:r>
-          </w:p>
-        </w:tc>
-        <w:tc>
-          <w:tcPr>
-            <w:tcW w:type="dxa" w:w="2160"/>
-          </w:tcPr>
-          <w:p>
-            <w:r>
-              <w:t>机器人</w:t>
-            </w:r>
-          </w:p>
-        </w:tc>
-        <w:tc>
-          <w:tcPr>
-            <w:tcW w:type="dxa" w:w="2160"/>
-          </w:tcPr>
-          <w:p>
-            <w:r>
-              <w:t>674亿</w:t>
-            </w:r>
-          </w:p>
-        </w:tc>
-        <w:tc>
-          <w:tcPr>
-            <w:tcW w:type="dxa" w:w="2160"/>
-          </w:tcPr>
-          <w:p>
-            <w:r>
-              <w:t>25%</w:t>
+              <w:t>通际名联科技有限公司</w:t>
+            </w:r>
+          </w:p>
+        </w:tc>
+        <w:tc>
+          <w:tcPr>
+            <w:tcW w:type="dxa" w:w="2160"/>
+          </w:tcPr>
+          <w:p>
+            <w:r>
+              <w:t>人工智能</w:t>
+            </w:r>
+          </w:p>
+        </w:tc>
+        <w:tc>
+          <w:tcPr>
+            <w:tcW w:type="dxa" w:w="2160"/>
+          </w:tcPr>
+          <w:p>
+            <w:r>
+              <w:t>434亿</w:t>
+            </w:r>
+          </w:p>
+        </w:tc>
+        <w:tc>
+          <w:tcPr>
+            <w:tcW w:type="dxa" w:w="2160"/>
+          </w:tcPr>
+          <w:p>
+            <w:r>
+              <w:t>21%</w:t>
             </w:r>
           </w:p>
         </w:tc>
@@ -338,37 +1128,37 @@
           </w:tcPr>
           <w:p>
             <w:r>
-              <w:t>九方信息有限公司</w:t>
-            </w:r>
-          </w:p>
-        </w:tc>
-        <w:tc>
-          <w:tcPr>
-            <w:tcW w:type="dxa" w:w="2160"/>
-          </w:tcPr>
-          <w:p>
-            <w:r>
-              <w:t>新能源</w:t>
-            </w:r>
-          </w:p>
-        </w:tc>
-        <w:tc>
-          <w:tcPr>
-            <w:tcW w:type="dxa" w:w="2160"/>
-          </w:tcPr>
-          <w:p>
-            <w:r>
-              <w:t>593亿</w:t>
-            </w:r>
-          </w:p>
-        </w:tc>
-        <w:tc>
-          <w:tcPr>
-            <w:tcW w:type="dxa" w:w="2160"/>
-          </w:tcPr>
-          <w:p>
-            <w:r>
-              <w:t>24%</w:t>
+              <w:t>毕博诚信息有限公司</w:t>
+            </w:r>
+          </w:p>
+        </w:tc>
+        <w:tc>
+          <w:tcPr>
+            <w:tcW w:type="dxa" w:w="2160"/>
+          </w:tcPr>
+          <w:p>
+            <w:r>
+              <w:t>机器人</w:t>
+            </w:r>
+          </w:p>
+        </w:tc>
+        <w:tc>
+          <w:tcPr>
+            <w:tcW w:type="dxa" w:w="2160"/>
+          </w:tcPr>
+          <w:p>
+            <w:r>
+              <w:t>584亿</w:t>
+            </w:r>
+          </w:p>
+        </w:tc>
+        <w:tc>
+          <w:tcPr>
+            <w:tcW w:type="dxa" w:w="2160"/>
+          </w:tcPr>
+          <w:p>
+            <w:r>
+              <w:t>19%</w:t>
             </w:r>
           </w:p>
         </w:tc>
@@ -380,37 +1170,37 @@
           </w:tcPr>
           <w:p>
             <w:r>
-              <w:t>精芯科技有限公司</w:t>
-            </w:r>
-          </w:p>
-        </w:tc>
-        <w:tc>
-          <w:tcPr>
-            <w:tcW w:type="dxa" w:w="2160"/>
-          </w:tcPr>
-          <w:p>
-            <w:r>
-              <w:t>云计算</w:t>
-            </w:r>
-          </w:p>
-        </w:tc>
-        <w:tc>
-          <w:tcPr>
-            <w:tcW w:type="dxa" w:w="2160"/>
-          </w:tcPr>
-          <w:p>
-            <w:r>
-              <w:t>505亿</w:t>
-            </w:r>
-          </w:p>
-        </w:tc>
-        <w:tc>
-          <w:tcPr>
-            <w:tcW w:type="dxa" w:w="2160"/>
-          </w:tcPr>
-          <w:p>
-            <w:r>
-              <w:t>26%</w:t>
+              <w:t>明腾传媒有限公司</w:t>
+            </w:r>
+          </w:p>
+        </w:tc>
+        <w:tc>
+          <w:tcPr>
+            <w:tcW w:type="dxa" w:w="2160"/>
+          </w:tcPr>
+          <w:p>
+            <w:r>
+              <w:t>人工智能</w:t>
+            </w:r>
+          </w:p>
+        </w:tc>
+        <w:tc>
+          <w:tcPr>
+            <w:tcW w:type="dxa" w:w="2160"/>
+          </w:tcPr>
+          <w:p>
+            <w:r>
+              <w:t>154亿</w:t>
+            </w:r>
+          </w:p>
+        </w:tc>
+        <w:tc>
+          <w:tcPr>
+            <w:tcW w:type="dxa" w:w="2160"/>
+          </w:tcPr>
+          <w:p>
+            <w:r>
+              <w:t>6%</w:t>
             </w:r>
           </w:p>
         </w:tc>
@@ -422,37 +1212,37 @@
           </w:tcPr>
           <w:p>
             <w:r>
-              <w:t>济南亿次元网络有限公司</w:t>
-            </w:r>
-          </w:p>
-        </w:tc>
-        <w:tc>
-          <w:tcPr>
-            <w:tcW w:type="dxa" w:w="2160"/>
-          </w:tcPr>
-          <w:p>
-            <w:r>
-              <w:t>机器人</w:t>
-            </w:r>
-          </w:p>
-        </w:tc>
-        <w:tc>
-          <w:tcPr>
-            <w:tcW w:type="dxa" w:w="2160"/>
-          </w:tcPr>
-          <w:p>
-            <w:r>
-              <w:t>559亿</w:t>
-            </w:r>
-          </w:p>
-        </w:tc>
-        <w:tc>
-          <w:tcPr>
-            <w:tcW w:type="dxa" w:w="2160"/>
-          </w:tcPr>
-          <w:p>
-            <w:r>
-              <w:t>19%</w:t>
+              <w:t>新格林耐特网络有限公司</w:t>
+            </w:r>
+          </w:p>
+        </w:tc>
+        <w:tc>
+          <w:tcPr>
+            <w:tcW w:type="dxa" w:w="2160"/>
+          </w:tcPr>
+          <w:p>
+            <w:r>
+              <w:t>人工智能</w:t>
+            </w:r>
+          </w:p>
+        </w:tc>
+        <w:tc>
+          <w:tcPr>
+            <w:tcW w:type="dxa" w:w="2160"/>
+          </w:tcPr>
+          <w:p>
+            <w:r>
+              <w:t>597亿</w:t>
+            </w:r>
+          </w:p>
+        </w:tc>
+        <w:tc>
+          <w:tcPr>
+            <w:tcW w:type="dxa" w:w="2160"/>
+          </w:tcPr>
+          <w:p>
+            <w:r>
+              <w:t>12%</w:t>
             </w:r>
           </w:p>
         </w:tc>
@@ -464,37 +1254,37 @@
           </w:tcPr>
           <w:p>
             <w:r>
-              <w:t>精芯信息有限公司</w:t>
-            </w:r>
-          </w:p>
-        </w:tc>
-        <w:tc>
-          <w:tcPr>
-            <w:tcW w:type="dxa" w:w="2160"/>
-          </w:tcPr>
-          <w:p>
-            <w:r>
-              <w:t>消费科技</w:t>
-            </w:r>
-          </w:p>
-        </w:tc>
-        <w:tc>
-          <w:tcPr>
-            <w:tcW w:type="dxa" w:w="2160"/>
-          </w:tcPr>
-          <w:p>
-            <w:r>
-              <w:t>117亿</w:t>
-            </w:r>
-          </w:p>
-        </w:tc>
-        <w:tc>
-          <w:tcPr>
-            <w:tcW w:type="dxa" w:w="2160"/>
-          </w:tcPr>
-          <w:p>
-            <w:r>
-              <w:t>28%</w:t>
+              <w:t>华泰通安网络有限公司</w:t>
+            </w:r>
+          </w:p>
+        </w:tc>
+        <w:tc>
+          <w:tcPr>
+            <w:tcW w:type="dxa" w:w="2160"/>
+          </w:tcPr>
+          <w:p>
+            <w:r>
+              <w:t>半导体</w:t>
+            </w:r>
+          </w:p>
+        </w:tc>
+        <w:tc>
+          <w:tcPr>
+            <w:tcW w:type="dxa" w:w="2160"/>
+          </w:tcPr>
+          <w:p>
+            <w:r>
+              <w:t>390亿</w:t>
+            </w:r>
+          </w:p>
+        </w:tc>
+        <w:tc>
+          <w:tcPr>
+            <w:tcW w:type="dxa" w:w="2160"/>
+          </w:tcPr>
+          <w:p>
+            <w:r>
+              <w:t>6%</w:t>
             </w:r>
           </w:p>
         </w:tc>
@@ -506,37 +1296,37 @@
           </w:tcPr>
           <w:p>
             <w:r>
-              <w:t>和泰科技有限公司</w:t>
-            </w:r>
-          </w:p>
-        </w:tc>
-        <w:tc>
-          <w:tcPr>
-            <w:tcW w:type="dxa" w:w="2160"/>
-          </w:tcPr>
-          <w:p>
-            <w:r>
-              <w:t>人工智能</w:t>
-            </w:r>
-          </w:p>
-        </w:tc>
-        <w:tc>
-          <w:tcPr>
-            <w:tcW w:type="dxa" w:w="2160"/>
-          </w:tcPr>
-          <w:p>
-            <w:r>
-              <w:t>548亿</w:t>
-            </w:r>
-          </w:p>
-        </w:tc>
-        <w:tc>
-          <w:tcPr>
-            <w:tcW w:type="dxa" w:w="2160"/>
-          </w:tcPr>
-          <w:p>
-            <w:r>
-              <w:t>17%</w:t>
+              <w:t>恩悌网络有限公司</w:t>
+            </w:r>
+          </w:p>
+        </w:tc>
+        <w:tc>
+          <w:tcPr>
+            <w:tcW w:type="dxa" w:w="2160"/>
+          </w:tcPr>
+          <w:p>
+            <w:r>
+              <w:t>新能源</w:t>
+            </w:r>
+          </w:p>
+        </w:tc>
+        <w:tc>
+          <w:tcPr>
+            <w:tcW w:type="dxa" w:w="2160"/>
+          </w:tcPr>
+          <w:p>
+            <w:r>
+              <w:t>513亿</w:t>
+            </w:r>
+          </w:p>
+        </w:tc>
+        <w:tc>
+          <w:tcPr>
+            <w:tcW w:type="dxa" w:w="2160"/>
+          </w:tcPr>
+          <w:p>
+            <w:r>
+              <w:t>18%</w:t>
             </w:r>
           </w:p>
         </w:tc>
@@ -548,37 +1338,37 @@
           </w:tcPr>
           <w:p>
             <w:r>
-              <w:t>东方峻景网络有限公司</w:t>
-            </w:r>
-          </w:p>
-        </w:tc>
-        <w:tc>
-          <w:tcPr>
-            <w:tcW w:type="dxa" w:w="2160"/>
-          </w:tcPr>
-          <w:p>
-            <w:r>
-              <w:t>机器人</w:t>
-            </w:r>
-          </w:p>
-        </w:tc>
-        <w:tc>
-          <w:tcPr>
-            <w:tcW w:type="dxa" w:w="2160"/>
-          </w:tcPr>
-          <w:p>
-            <w:r>
-              <w:t>659亿</w:t>
-            </w:r>
-          </w:p>
-        </w:tc>
-        <w:tc>
-          <w:tcPr>
-            <w:tcW w:type="dxa" w:w="2160"/>
-          </w:tcPr>
-          <w:p>
-            <w:r>
-              <w:t>22%</w:t>
+              <w:t>华成育卓科技有限公司</w:t>
+            </w:r>
+          </w:p>
+        </w:tc>
+        <w:tc>
+          <w:tcPr>
+            <w:tcW w:type="dxa" w:w="2160"/>
+          </w:tcPr>
+          <w:p>
+            <w:r>
+              <w:t>医疗科技</w:t>
+            </w:r>
+          </w:p>
+        </w:tc>
+        <w:tc>
+          <w:tcPr>
+            <w:tcW w:type="dxa" w:w="2160"/>
+          </w:tcPr>
+          <w:p>
+            <w:r>
+              <w:t>111亿</w:t>
+            </w:r>
+          </w:p>
+        </w:tc>
+        <w:tc>
+          <w:tcPr>
+            <w:tcW w:type="dxa" w:w="2160"/>
+          </w:tcPr>
+          <w:p>
+            <w:r>
+              <w:t>7%</w:t>
             </w:r>
           </w:p>
         </w:tc>
@@ -590,37 +1380,37 @@
           </w:tcPr>
           <w:p>
             <w:r>
-              <w:t>佳禾科技有限公司</w:t>
-            </w:r>
-          </w:p>
-        </w:tc>
-        <w:tc>
-          <w:tcPr>
-            <w:tcW w:type="dxa" w:w="2160"/>
-          </w:tcPr>
-          <w:p>
-            <w:r>
-              <w:t>半导体</w:t>
-            </w:r>
-          </w:p>
-        </w:tc>
-        <w:tc>
-          <w:tcPr>
-            <w:tcW w:type="dxa" w:w="2160"/>
-          </w:tcPr>
-          <w:p>
-            <w:r>
-              <w:t>123亿</w:t>
-            </w:r>
-          </w:p>
-        </w:tc>
-        <w:tc>
-          <w:tcPr>
-            <w:tcW w:type="dxa" w:w="2160"/>
-          </w:tcPr>
-          <w:p>
-            <w:r>
-              <w:t>22%</w:t>
+              <w:t>艾提科信科技有限公司</w:t>
+            </w:r>
+          </w:p>
+        </w:tc>
+        <w:tc>
+          <w:tcPr>
+            <w:tcW w:type="dxa" w:w="2160"/>
+          </w:tcPr>
+          <w:p>
+            <w:r>
+              <w:t>云计算</w:t>
+            </w:r>
+          </w:p>
+        </w:tc>
+        <w:tc>
+          <w:tcPr>
+            <w:tcW w:type="dxa" w:w="2160"/>
+          </w:tcPr>
+          <w:p>
+            <w:r>
+              <w:t>355亿</w:t>
+            </w:r>
+          </w:p>
+        </w:tc>
+        <w:tc>
+          <w:tcPr>
+            <w:tcW w:type="dxa" w:w="2160"/>
+          </w:tcPr>
+          <w:p>
+            <w:r>
+              <w:t>15%</w:t>
             </w:r>
           </w:p>
         </w:tc>
@@ -632,37 +1422,37 @@
           </w:tcPr>
           <w:p>
             <w:r>
-              <w:t>国讯网络有限公司</w:t>
-            </w:r>
-          </w:p>
-        </w:tc>
-        <w:tc>
-          <w:tcPr>
-            <w:tcW w:type="dxa" w:w="2160"/>
-          </w:tcPr>
-          <w:p>
-            <w:r>
-              <w:t>云计算</w:t>
-            </w:r>
-          </w:p>
-        </w:tc>
-        <w:tc>
-          <w:tcPr>
-            <w:tcW w:type="dxa" w:w="2160"/>
-          </w:tcPr>
-          <w:p>
-            <w:r>
-              <w:t>493亿</w:t>
-            </w:r>
-          </w:p>
-        </w:tc>
-        <w:tc>
-          <w:tcPr>
-            <w:tcW w:type="dxa" w:w="2160"/>
-          </w:tcPr>
-          <w:p>
-            <w:r>
-              <w:t>23%</w:t>
+              <w:t>信诚致远网络有限公司</w:t>
+            </w:r>
+          </w:p>
+        </w:tc>
+        <w:tc>
+          <w:tcPr>
+            <w:tcW w:type="dxa" w:w="2160"/>
+          </w:tcPr>
+          <w:p>
+            <w:r>
+              <w:t>半导体</w:t>
+            </w:r>
+          </w:p>
+        </w:tc>
+        <w:tc>
+          <w:tcPr>
+            <w:tcW w:type="dxa" w:w="2160"/>
+          </w:tcPr>
+          <w:p>
+            <w:r>
+              <w:t>800亿</w:t>
+            </w:r>
+          </w:p>
+        </w:tc>
+        <w:tc>
+          <w:tcPr>
+            <w:tcW w:type="dxa" w:w="2160"/>
+          </w:tcPr>
+          <w:p>
+            <w:r>
+              <w:t>13%</w:t>
             </w:r>
           </w:p>
         </w:tc>
@@ -674,37 +1464,37 @@
           </w:tcPr>
           <w:p>
             <w:r>
-              <w:t>浦华众城科技有限公司</w:t>
-            </w:r>
-          </w:p>
-        </w:tc>
-        <w:tc>
-          <w:tcPr>
-            <w:tcW w:type="dxa" w:w="2160"/>
-          </w:tcPr>
-          <w:p>
-            <w:r>
-              <w:t>半导体</w:t>
-            </w:r>
-          </w:p>
-        </w:tc>
-        <w:tc>
-          <w:tcPr>
-            <w:tcW w:type="dxa" w:w="2160"/>
-          </w:tcPr>
-          <w:p>
-            <w:r>
-              <w:t>664亿</w:t>
-            </w:r>
-          </w:p>
-        </w:tc>
-        <w:tc>
-          <w:tcPr>
-            <w:tcW w:type="dxa" w:w="2160"/>
-          </w:tcPr>
-          <w:p>
-            <w:r>
-              <w:t>7%</w:t>
+              <w:t>毕博诚信息有限公司</w:t>
+            </w:r>
+          </w:p>
+        </w:tc>
+        <w:tc>
+          <w:tcPr>
+            <w:tcW w:type="dxa" w:w="2160"/>
+          </w:tcPr>
+          <w:p>
+            <w:r>
+              <w:t>机器人</w:t>
+            </w:r>
+          </w:p>
+        </w:tc>
+        <w:tc>
+          <w:tcPr>
+            <w:tcW w:type="dxa" w:w="2160"/>
+          </w:tcPr>
+          <w:p>
+            <w:r>
+              <w:t>255亿</w:t>
+            </w:r>
+          </w:p>
+        </w:tc>
+        <w:tc>
+          <w:tcPr>
+            <w:tcW w:type="dxa" w:w="2160"/>
+          </w:tcPr>
+          <w:p>
+            <w:r>
+              <w:t>25%</w:t>
             </w:r>
           </w:p>
         </w:tc>
@@ -716,7 +1506,7 @@
           </w:tcPr>
           <w:p>
             <w:r>
-              <w:t>和泰科技有限公司</w:t>
+              <w:t>惠派国际公司科技有限公司</w:t>
             </w:r>
           </w:p>
         </w:tc>
@@ -736,17 +1526,17 @@
           </w:tcPr>
           <w:p>
             <w:r>
-              <w:t>749亿</w:t>
-            </w:r>
-          </w:p>
-        </w:tc>
-        <w:tc>
-          <w:tcPr>
-            <w:tcW w:type="dxa" w:w="2160"/>
-          </w:tcPr>
-          <w:p>
-            <w:r>
-              <w:t>10%</w:t>
+              <w:t>760亿</w:t>
+            </w:r>
+          </w:p>
+        </w:tc>
+        <w:tc>
+          <w:tcPr>
+            <w:tcW w:type="dxa" w:w="2160"/>
+          </w:tcPr>
+          <w:p>
+            <w:r>
+              <w:t>19%</w:t>
             </w:r>
           </w:p>
         </w:tc>
@@ -758,539 +1548,7 @@
           </w:tcPr>
           <w:p>
             <w:r>
-              <w:t>鸿睿思博网络有限公司</w:t>
-            </w:r>
-          </w:p>
-        </w:tc>
-        <w:tc>
-          <w:tcPr>
-            <w:tcW w:type="dxa" w:w="2160"/>
-          </w:tcPr>
-          <w:p>
-            <w:r>
-              <w:t>新能源</w:t>
-            </w:r>
-          </w:p>
-        </w:tc>
-        <w:tc>
-          <w:tcPr>
-            <w:tcW w:type="dxa" w:w="2160"/>
-          </w:tcPr>
-          <w:p>
-            <w:r>
-              <w:t>368亿</w:t>
-            </w:r>
-          </w:p>
-        </w:tc>
-        <w:tc>
-          <w:tcPr>
-            <w:tcW w:type="dxa" w:w="2160"/>
-          </w:tcPr>
-          <w:p>
-            <w:r>
-              <w:t>22%</w:t>
-            </w:r>
-          </w:p>
-        </w:tc>
-      </w:tr>
-    </w:tbl>
-    <w:p>
-      <w:pPr>
-        <w:pStyle w:val="Heading1"/>
-      </w:pPr>
-      <w:r>
-        <w:t>行业分析 2</w:t>
-      </w:r>
-    </w:p>
-    <w:p>
-      <w:r>
-        <w:br/>
-        <w:t>从产业链角度看，人工智能 行业主要由上游设备厂商、</w:t>
-        <w:br/>
-        <w:t>中游平台企业以及下游应用厂商组成。</w:t>
-        <w:br/>
-        <w:t>和泰科技有限公司 主要位于产业链的 中游 环节。</w:t>
-        <w:br/>
-      </w:r>
-    </w:p>
-    <w:p>
-      <w:r>
-        <w:br/>
-        <w:t>根据内部财务模型测算，创亿信息有限公司 在未来三年</w:t>
-        <w:br/>
-        <w:t>收入复合增长率预计可达到 27% 左右。</w:t>
-        <w:br/>
-        <w:t>该预测基于行业需求增长以及公司产能扩张计划。</w:t>
-        <w:br/>
-      </w:r>
-    </w:p>
-    <w:p>
-      <w:r>
-        <w:br/>
-        <w:t>从产业链角度看，新能源 行业主要由上游设备厂商、</w:t>
-        <w:br/>
-        <w:t>中游平台企业以及下游应用厂商组成。</w:t>
-        <w:br/>
-        <w:t>飞利信科技有限公司 主要位于产业链的 中游 环节。</w:t>
-        <w:br/>
-      </w:r>
-    </w:p>
-    <w:p>
-      <w:r>
-        <w:br/>
-        <w:t>从产业链角度看，云计算 行业主要由上游设备厂商、</w:t>
-        <w:br/>
-        <w:t>中游平台企业以及下游应用厂商组成。</w:t>
-        <w:br/>
-        <w:t>立信电子网络有限公司 主要位于产业链的 上游 环节。</w:t>
-        <w:br/>
-      </w:r>
-    </w:p>
-    <w:p>
-      <w:r>
-        <w:br/>
-        <w:t>易动力科技有限公司 是中国 云计算 行业的重要企业之一。</w:t>
-        <w:br/>
-        <w:t>根据华辰资本 资产配置委员会 的研究，该公司成立于 2014 年，</w:t>
-        <w:br/>
-        <w:t>目前员工规模约 1450 人。公司近年来持续加大研发投入，</w:t>
-        <w:br/>
-        <w:t>在核心技术方面形成了较强的竞争壁垒。</w:t>
-        <w:br/>
-      </w:r>
-    </w:p>
-    <w:p>
-      <w:r>
-        <w:br/>
-        <w:t>和泰传媒有限公司 是中国 消费科技 行业的重要企业之一。</w:t>
-        <w:br/>
-        <w:t>根据华辰资本 投资委员会 的研究，该公司成立于 2020 年，</w:t>
-        <w:br/>
-        <w:t>目前员工规模约 7048 人。公司近年来持续加大研发投入，</w:t>
-        <w:br/>
-        <w:t>在核心技术方面形成了较强的竞争壁垒。</w:t>
-        <w:br/>
-      </w:r>
-    </w:p>
-    <w:p>
-      <w:r>
-        <w:br/>
-        <w:t>从产业链角度看，新能源 行业主要由上游设备厂商、</w:t>
-        <w:br/>
-        <w:t>中游平台企业以及下游应用厂商组成。</w:t>
-        <w:br/>
-        <w:t>快讯网络有限公司 主要位于产业链的 上游 环节。</w:t>
-        <w:br/>
-      </w:r>
-    </w:p>
-    <w:p>
-      <w:r>
-        <w:br/>
-        <w:t>华辰资本旗下的 HC AI Innovation Fund 在最近的资产配置会议中</w:t>
-        <w:br/>
-        <w:t>讨论了 半导体 行业的投资机会，并对 天益科技有限公司</w:t>
-        <w:br/>
-        <w:t>进行了重点评估。</w:t>
-        <w:br/>
-      </w:r>
-    </w:p>
-    <w:tbl>
-      <w:tblPr>
-        <w:tblW w:type="auto" w:w="0"/>
-        <w:tblLook w:firstColumn="1" w:firstRow="1" w:lastColumn="0" w:lastRow="0" w:noHBand="0" w:noVBand="1" w:val="04A0"/>
-      </w:tblPr>
-      <w:tblGrid>
-        <w:gridCol w:w="2160"/>
-        <w:gridCol w:w="2160"/>
-        <w:gridCol w:w="2160"/>
-        <w:gridCol w:w="2160"/>
-      </w:tblGrid>
-      <w:tr>
-        <w:tc>
-          <w:tcPr>
-            <w:tcW w:type="dxa" w:w="2160"/>
-          </w:tcPr>
-          <w:p>
-            <w:r>
-              <w:t>公司</w:t>
-            </w:r>
-          </w:p>
-        </w:tc>
-        <w:tc>
-          <w:tcPr>
-            <w:tcW w:type="dxa" w:w="2160"/>
-          </w:tcPr>
-          <w:p>
-            <w:r>
-              <w:t>行业</w:t>
-            </w:r>
-          </w:p>
-        </w:tc>
-        <w:tc>
-          <w:tcPr>
-            <w:tcW w:type="dxa" w:w="2160"/>
-          </w:tcPr>
-          <w:p>
-            <w:r>
-              <w:t>市值</w:t>
-            </w:r>
-          </w:p>
-        </w:tc>
-        <w:tc>
-          <w:tcPr>
-            <w:tcW w:type="dxa" w:w="2160"/>
-          </w:tcPr>
-          <w:p>
-            <w:r>
-              <w:t>增长率</w:t>
-            </w:r>
-          </w:p>
-        </w:tc>
-      </w:tr>
-      <w:tr>
-        <w:tc>
-          <w:tcPr>
-            <w:tcW w:type="dxa" w:w="2160"/>
-          </w:tcPr>
-          <w:p>
-            <w:r>
-              <w:t>新宇龙信息传媒有限公司</w:t>
-            </w:r>
-          </w:p>
-        </w:tc>
-        <w:tc>
-          <w:tcPr>
-            <w:tcW w:type="dxa" w:w="2160"/>
-          </w:tcPr>
-          <w:p>
-            <w:r>
-              <w:t>机器人</w:t>
-            </w:r>
-          </w:p>
-        </w:tc>
-        <w:tc>
-          <w:tcPr>
-            <w:tcW w:type="dxa" w:w="2160"/>
-          </w:tcPr>
-          <w:p>
-            <w:r>
-              <w:t>757亿</w:t>
-            </w:r>
-          </w:p>
-        </w:tc>
-        <w:tc>
-          <w:tcPr>
-            <w:tcW w:type="dxa" w:w="2160"/>
-          </w:tcPr>
-          <w:p>
-            <w:r>
-              <w:t>30%</w:t>
-            </w:r>
-          </w:p>
-        </w:tc>
-      </w:tr>
-      <w:tr>
-        <w:tc>
-          <w:tcPr>
-            <w:tcW w:type="dxa" w:w="2160"/>
-          </w:tcPr>
-          <w:p>
-            <w:r>
-              <w:t>和泰科技有限公司</w:t>
-            </w:r>
-          </w:p>
-        </w:tc>
-        <w:tc>
-          <w:tcPr>
-            <w:tcW w:type="dxa" w:w="2160"/>
-          </w:tcPr>
-          <w:p>
-            <w:r>
-              <w:t>人工智能</w:t>
-            </w:r>
-          </w:p>
-        </w:tc>
-        <w:tc>
-          <w:tcPr>
-            <w:tcW w:type="dxa" w:w="2160"/>
-          </w:tcPr>
-          <w:p>
-            <w:r>
-              <w:t>202亿</w:t>
-            </w:r>
-          </w:p>
-        </w:tc>
-        <w:tc>
-          <w:tcPr>
-            <w:tcW w:type="dxa" w:w="2160"/>
-          </w:tcPr>
-          <w:p>
-            <w:r>
-              <w:t>29%</w:t>
-            </w:r>
-          </w:p>
-        </w:tc>
-      </w:tr>
-      <w:tr>
-        <w:tc>
-          <w:tcPr>
-            <w:tcW w:type="dxa" w:w="2160"/>
-          </w:tcPr>
-          <w:p>
-            <w:r>
-              <w:t>九方信息有限公司</w:t>
-            </w:r>
-          </w:p>
-        </w:tc>
-        <w:tc>
-          <w:tcPr>
-            <w:tcW w:type="dxa" w:w="2160"/>
-          </w:tcPr>
-          <w:p>
-            <w:r>
-              <w:t>新能源</w:t>
-            </w:r>
-          </w:p>
-        </w:tc>
-        <w:tc>
-          <w:tcPr>
-            <w:tcW w:type="dxa" w:w="2160"/>
-          </w:tcPr>
-          <w:p>
-            <w:r>
-              <w:t>293亿</w:t>
-            </w:r>
-          </w:p>
-        </w:tc>
-        <w:tc>
-          <w:tcPr>
-            <w:tcW w:type="dxa" w:w="2160"/>
-          </w:tcPr>
-          <w:p>
-            <w:r>
-              <w:t>7%</w:t>
-            </w:r>
-          </w:p>
-        </w:tc>
-      </w:tr>
-      <w:tr>
-        <w:tc>
-          <w:tcPr>
-            <w:tcW w:type="dxa" w:w="2160"/>
-          </w:tcPr>
-          <w:p>
-            <w:r>
-              <w:t>鸿睿思博网络有限公司</w:t>
-            </w:r>
-          </w:p>
-        </w:tc>
-        <w:tc>
-          <w:tcPr>
-            <w:tcW w:type="dxa" w:w="2160"/>
-          </w:tcPr>
-          <w:p>
-            <w:r>
-              <w:t>新能源</w:t>
-            </w:r>
-          </w:p>
-        </w:tc>
-        <w:tc>
-          <w:tcPr>
-            <w:tcW w:type="dxa" w:w="2160"/>
-          </w:tcPr>
-          <w:p>
-            <w:r>
-              <w:t>758亿</w:t>
-            </w:r>
-          </w:p>
-        </w:tc>
-        <w:tc>
-          <w:tcPr>
-            <w:tcW w:type="dxa" w:w="2160"/>
-          </w:tcPr>
-          <w:p>
-            <w:r>
-              <w:t>29%</w:t>
-            </w:r>
-          </w:p>
-        </w:tc>
-      </w:tr>
-      <w:tr>
-        <w:tc>
-          <w:tcPr>
-            <w:tcW w:type="dxa" w:w="2160"/>
-          </w:tcPr>
-          <w:p>
-            <w:r>
-              <w:t>凌云网络有限公司</w:t>
-            </w:r>
-          </w:p>
-        </w:tc>
-        <w:tc>
-          <w:tcPr>
-            <w:tcW w:type="dxa" w:w="2160"/>
-          </w:tcPr>
-          <w:p>
-            <w:r>
-              <w:t>医疗科技</w:t>
-            </w:r>
-          </w:p>
-        </w:tc>
-        <w:tc>
-          <w:tcPr>
-            <w:tcW w:type="dxa" w:w="2160"/>
-          </w:tcPr>
-          <w:p>
-            <w:r>
-              <w:t>423亿</w:t>
-            </w:r>
-          </w:p>
-        </w:tc>
-        <w:tc>
-          <w:tcPr>
-            <w:tcW w:type="dxa" w:w="2160"/>
-          </w:tcPr>
-          <w:p>
-            <w:r>
-              <w:t>19%</w:t>
-            </w:r>
-          </w:p>
-        </w:tc>
-      </w:tr>
-      <w:tr>
-        <w:tc>
-          <w:tcPr>
-            <w:tcW w:type="dxa" w:w="2160"/>
-          </w:tcPr>
-          <w:p>
-            <w:r>
-              <w:t>九方信息有限公司</w:t>
-            </w:r>
-          </w:p>
-        </w:tc>
-        <w:tc>
-          <w:tcPr>
-            <w:tcW w:type="dxa" w:w="2160"/>
-          </w:tcPr>
-          <w:p>
-            <w:r>
-              <w:t>新能源</w:t>
-            </w:r>
-          </w:p>
-        </w:tc>
-        <w:tc>
-          <w:tcPr>
-            <w:tcW w:type="dxa" w:w="2160"/>
-          </w:tcPr>
-          <w:p>
-            <w:r>
-              <w:t>436亿</w:t>
-            </w:r>
-          </w:p>
-        </w:tc>
-        <w:tc>
-          <w:tcPr>
-            <w:tcW w:type="dxa" w:w="2160"/>
-          </w:tcPr>
-          <w:p>
-            <w:r>
-              <w:t>9%</w:t>
-            </w:r>
-          </w:p>
-        </w:tc>
-      </w:tr>
-      <w:tr>
-        <w:tc>
-          <w:tcPr>
-            <w:tcW w:type="dxa" w:w="2160"/>
-          </w:tcPr>
-          <w:p>
-            <w:r>
-              <w:t>立信电子网络有限公司</w:t>
-            </w:r>
-          </w:p>
-        </w:tc>
-        <w:tc>
-          <w:tcPr>
-            <w:tcW w:type="dxa" w:w="2160"/>
-          </w:tcPr>
-          <w:p>
-            <w:r>
-              <w:t>云计算</w:t>
-            </w:r>
-          </w:p>
-        </w:tc>
-        <w:tc>
-          <w:tcPr>
-            <w:tcW w:type="dxa" w:w="2160"/>
-          </w:tcPr>
-          <w:p>
-            <w:r>
-              <w:t>560亿</w:t>
-            </w:r>
-          </w:p>
-        </w:tc>
-        <w:tc>
-          <w:tcPr>
-            <w:tcW w:type="dxa" w:w="2160"/>
-          </w:tcPr>
-          <w:p>
-            <w:r>
-              <w:t>15%</w:t>
-            </w:r>
-          </w:p>
-        </w:tc>
-      </w:tr>
-      <w:tr>
-        <w:tc>
-          <w:tcPr>
-            <w:tcW w:type="dxa" w:w="2160"/>
-          </w:tcPr>
-          <w:p>
-            <w:r>
-              <w:t>富罳信息有限公司</w:t>
-            </w:r>
-          </w:p>
-        </w:tc>
-        <w:tc>
-          <w:tcPr>
-            <w:tcW w:type="dxa" w:w="2160"/>
-          </w:tcPr>
-          <w:p>
-            <w:r>
-              <w:t>医疗科技</w:t>
-            </w:r>
-          </w:p>
-        </w:tc>
-        <w:tc>
-          <w:tcPr>
-            <w:tcW w:type="dxa" w:w="2160"/>
-          </w:tcPr>
-          <w:p>
-            <w:r>
-              <w:t>477亿</w:t>
-            </w:r>
-          </w:p>
-        </w:tc>
-        <w:tc>
-          <w:tcPr>
-            <w:tcW w:type="dxa" w:w="2160"/>
-          </w:tcPr>
-          <w:p>
-            <w:r>
-              <w:t>18%</w:t>
-            </w:r>
-          </w:p>
-        </w:tc>
-      </w:tr>
-      <w:tr>
-        <w:tc>
-          <w:tcPr>
-            <w:tcW w:type="dxa" w:w="2160"/>
-          </w:tcPr>
-          <w:p>
-            <w:r>
-              <w:t>精芯信息有限公司</w:t>
+              <w:t>昂歌信息信息有限公司</w:t>
             </w:r>
           </w:p>
         </w:tc>
@@ -1310,269 +1568,17 @@
           </w:tcPr>
           <w:p>
             <w:r>
-              <w:t>246亿</w:t>
-            </w:r>
-          </w:p>
-        </w:tc>
-        <w:tc>
-          <w:tcPr>
-            <w:tcW w:type="dxa" w:w="2160"/>
-          </w:tcPr>
-          <w:p>
-            <w:r>
-              <w:t>23%</w:t>
-            </w:r>
-          </w:p>
-        </w:tc>
-      </w:tr>
-      <w:tr>
-        <w:tc>
-          <w:tcPr>
-            <w:tcW w:type="dxa" w:w="2160"/>
-          </w:tcPr>
-          <w:p>
-            <w:r>
-              <w:t>国讯网络有限公司</w:t>
-            </w:r>
-          </w:p>
-        </w:tc>
-        <w:tc>
-          <w:tcPr>
-            <w:tcW w:type="dxa" w:w="2160"/>
-          </w:tcPr>
-          <w:p>
-            <w:r>
-              <w:t>云计算</w:t>
-            </w:r>
-          </w:p>
-        </w:tc>
-        <w:tc>
-          <w:tcPr>
-            <w:tcW w:type="dxa" w:w="2160"/>
-          </w:tcPr>
-          <w:p>
-            <w:r>
-              <w:t>584亿</w:t>
-            </w:r>
-          </w:p>
-        </w:tc>
-        <w:tc>
-          <w:tcPr>
-            <w:tcW w:type="dxa" w:w="2160"/>
-          </w:tcPr>
-          <w:p>
-            <w:r>
-              <w:t>5%</w:t>
-            </w:r>
-          </w:p>
-        </w:tc>
-      </w:tr>
-      <w:tr>
-        <w:tc>
-          <w:tcPr>
-            <w:tcW w:type="dxa" w:w="2160"/>
-          </w:tcPr>
-          <w:p>
-            <w:r>
-              <w:t>天益科技有限公司</w:t>
-            </w:r>
-          </w:p>
-        </w:tc>
-        <w:tc>
-          <w:tcPr>
-            <w:tcW w:type="dxa" w:w="2160"/>
-          </w:tcPr>
-          <w:p>
-            <w:r>
-              <w:t>半导体</w:t>
-            </w:r>
-          </w:p>
-        </w:tc>
-        <w:tc>
-          <w:tcPr>
-            <w:tcW w:type="dxa" w:w="2160"/>
-          </w:tcPr>
-          <w:p>
-            <w:r>
-              <w:t>399亿</w:t>
-            </w:r>
-          </w:p>
-        </w:tc>
-        <w:tc>
-          <w:tcPr>
-            <w:tcW w:type="dxa" w:w="2160"/>
-          </w:tcPr>
-          <w:p>
-            <w:r>
-              <w:t>18%</w:t>
-            </w:r>
-          </w:p>
-        </w:tc>
-      </w:tr>
-      <w:tr>
-        <w:tc>
-          <w:tcPr>
-            <w:tcW w:type="dxa" w:w="2160"/>
-          </w:tcPr>
-          <w:p>
-            <w:r>
-              <w:t>快讯网络有限公司</w:t>
-            </w:r>
-          </w:p>
-        </w:tc>
-        <w:tc>
-          <w:tcPr>
-            <w:tcW w:type="dxa" w:w="2160"/>
-          </w:tcPr>
-          <w:p>
-            <w:r>
-              <w:t>新能源</w:t>
-            </w:r>
-          </w:p>
-        </w:tc>
-        <w:tc>
-          <w:tcPr>
-            <w:tcW w:type="dxa" w:w="2160"/>
-          </w:tcPr>
-          <w:p>
-            <w:r>
-              <w:t>439亿</w:t>
-            </w:r>
-          </w:p>
-        </w:tc>
-        <w:tc>
-          <w:tcPr>
-            <w:tcW w:type="dxa" w:w="2160"/>
-          </w:tcPr>
-          <w:p>
-            <w:r>
-              <w:t>11%</w:t>
-            </w:r>
-          </w:p>
-        </w:tc>
-      </w:tr>
-      <w:tr>
-        <w:tc>
-          <w:tcPr>
-            <w:tcW w:type="dxa" w:w="2160"/>
-          </w:tcPr>
-          <w:p>
-            <w:r>
-              <w:t>创联世纪科技有限公司</w:t>
-            </w:r>
-          </w:p>
-        </w:tc>
-        <w:tc>
-          <w:tcPr>
-            <w:tcW w:type="dxa" w:w="2160"/>
-          </w:tcPr>
-          <w:p>
-            <w:r>
-              <w:t>医疗科技</w:t>
-            </w:r>
-          </w:p>
-        </w:tc>
-        <w:tc>
-          <w:tcPr>
-            <w:tcW w:type="dxa" w:w="2160"/>
-          </w:tcPr>
-          <w:p>
-            <w:r>
-              <w:t>294亿</w:t>
-            </w:r>
-          </w:p>
-        </w:tc>
-        <w:tc>
-          <w:tcPr>
-            <w:tcW w:type="dxa" w:w="2160"/>
-          </w:tcPr>
-          <w:p>
-            <w:r>
-              <w:t>17%</w:t>
-            </w:r>
-          </w:p>
-        </w:tc>
-      </w:tr>
-      <w:tr>
-        <w:tc>
-          <w:tcPr>
-            <w:tcW w:type="dxa" w:w="2160"/>
-          </w:tcPr>
-          <w:p>
-            <w:r>
-              <w:t>东方峻景传媒有限公司</w:t>
-            </w:r>
-          </w:p>
-        </w:tc>
-        <w:tc>
-          <w:tcPr>
-            <w:tcW w:type="dxa" w:w="2160"/>
-          </w:tcPr>
-          <w:p>
-            <w:r>
-              <w:t>新能源</w:t>
-            </w:r>
-          </w:p>
-        </w:tc>
-        <w:tc>
-          <w:tcPr>
-            <w:tcW w:type="dxa" w:w="2160"/>
-          </w:tcPr>
-          <w:p>
-            <w:r>
-              <w:t>286亿</w:t>
-            </w:r>
-          </w:p>
-        </w:tc>
-        <w:tc>
-          <w:tcPr>
-            <w:tcW w:type="dxa" w:w="2160"/>
-          </w:tcPr>
-          <w:p>
-            <w:r>
-              <w:t>12%</w:t>
-            </w:r>
-          </w:p>
-        </w:tc>
-      </w:tr>
-      <w:tr>
-        <w:tc>
-          <w:tcPr>
-            <w:tcW w:type="dxa" w:w="2160"/>
-          </w:tcPr>
-          <w:p>
-            <w:r>
-              <w:t>和泰科技有限公司</w:t>
-            </w:r>
-          </w:p>
-        </w:tc>
-        <w:tc>
-          <w:tcPr>
-            <w:tcW w:type="dxa" w:w="2160"/>
-          </w:tcPr>
-          <w:p>
-            <w:r>
-              <w:t>人工智能</w:t>
-            </w:r>
-          </w:p>
-        </w:tc>
-        <w:tc>
-          <w:tcPr>
-            <w:tcW w:type="dxa" w:w="2160"/>
-          </w:tcPr>
-          <w:p>
-            <w:r>
-              <w:t>293亿</w:t>
-            </w:r>
-          </w:p>
-        </w:tc>
-        <w:tc>
-          <w:tcPr>
-            <w:tcW w:type="dxa" w:w="2160"/>
-          </w:tcPr>
-          <w:p>
-            <w:r>
-              <w:t>20%</w:t>
+              <w:t>432亿</w:t>
+            </w:r>
+          </w:p>
+        </w:tc>
+        <w:tc>
+          <w:tcPr>
+            <w:tcW w:type="dxa" w:w="2160"/>
+          </w:tcPr>
+          <w:p>
+            <w:r>
+              <w:t>24%</w:t>
             </w:r>
           </w:p>
         </w:tc>
@@ -1589,77 +1595,9 @@
     <w:p>
       <w:r>
         <w:br/>
-        <w:t>根据内部财务模型测算，艾提科信科技有限公司 在未来三年</w:t>
+        <w:t>华辰资本旗下的 HC Quant Arbitrage Fund 在最近的资产配置会议中</w:t>
         <w:br/>
-        <w:t>收入复合增长率预计可达到 32% 左右。</w:t>
-        <w:br/>
-        <w:t>该预测基于行业需求增长以及公司产能扩张计划。</w:t>
-        <w:br/>
-      </w:r>
-    </w:p>
-    <w:p>
-      <w:r>
-        <w:br/>
-        <w:t>风险管理部认为，消费科技 行业仍然面临若干</w:t>
-        <w:br/>
-        <w:t>不确定性因素，包括技术迭代风险、政策变化、</w:t>
-        <w:br/>
-        <w:t>以及市场竞争加剧等问题。</w:t>
-        <w:br/>
-      </w:r>
-    </w:p>
-    <w:p>
-      <w:r>
-        <w:br/>
-        <w:t>从产业链角度看，云计算 行业主要由上游设备厂商、</w:t>
-        <w:br/>
-        <w:t>中游平台企业以及下游应用厂商组成。</w:t>
-        <w:br/>
-        <w:t>浦华众城信息有限公司 主要位于产业链的 上游 环节。</w:t>
-        <w:br/>
-      </w:r>
-    </w:p>
-    <w:p>
-      <w:r>
-        <w:br/>
-        <w:t>从产业链角度看，新能源 行业主要由上游设备厂商、</w:t>
-        <w:br/>
-        <w:t>中游平台企业以及下游应用厂商组成。</w:t>
-        <w:br/>
-        <w:t>创汇传媒有限公司 主要位于产业链的 上游 环节。</w:t>
-        <w:br/>
-      </w:r>
-    </w:p>
-    <w:p>
-      <w:r>
-        <w:br/>
-        <w:t>万迅电脑网络有限公司 是中国 半导体 行业的重要企业之一。</w:t>
-        <w:br/>
-        <w:t>根据华辰资本 量化研究部 的研究，该公司成立于 2019 年，</w:t>
-        <w:br/>
-        <w:t>目前员工规模约 7385 人。公司近年来持续加大研发投入，</w:t>
-        <w:br/>
-        <w:t>在核心技术方面形成了较强的竞争壁垒。</w:t>
-        <w:br/>
-      </w:r>
-    </w:p>
-    <w:p>
-      <w:r>
-        <w:br/>
-        <w:t>从产业链角度看，消费科技 行业主要由上游设备厂商、</w:t>
-        <w:br/>
-        <w:t>中游平台企业以及下游应用厂商组成。</w:t>
-        <w:br/>
-        <w:t>兰金电子网络有限公司 主要位于产业链的 中游 环节。</w:t>
-        <w:br/>
-      </w:r>
-    </w:p>
-    <w:p>
-      <w:r>
-        <w:br/>
-        <w:t>华辰资本旗下的 HC AI Innovation Fund 在最近的资产配置会议中</w:t>
-        <w:br/>
-        <w:t>讨论了 云计算 行业的投资机会，并对 天益信息有限公司</w:t>
+        <w:t>讨论了 人工智能 行业的投资机会，并对 新格林耐特网络有限公司</w:t>
         <w:br/>
         <w:t>进行了重点评估。</w:t>
         <w:br/>
@@ -1668,1540 +1606,9 @@
     <w:p>
       <w:r>
         <w:br/>
-        <w:t>从产业链角度看，新能源 行业主要由上游设备厂商、</w:t>
-        <w:br/>
-        <w:t>中游平台企业以及下游应用厂商组成。</w:t>
-        <w:br/>
-        <w:t>九方网络有限公司 主要位于产业链的 上游 环节。</w:t>
-        <w:br/>
-      </w:r>
-    </w:p>
-    <w:tbl>
-      <w:tblPr>
-        <w:tblW w:type="auto" w:w="0"/>
-        <w:tblLook w:firstColumn="1" w:firstRow="1" w:lastColumn="0" w:lastRow="0" w:noHBand="0" w:noVBand="1" w:val="04A0"/>
-      </w:tblPr>
-      <w:tblGrid>
-        <w:gridCol w:w="2160"/>
-        <w:gridCol w:w="2160"/>
-        <w:gridCol w:w="2160"/>
-        <w:gridCol w:w="2160"/>
-      </w:tblGrid>
-      <w:tr>
-        <w:tc>
-          <w:tcPr>
-            <w:tcW w:type="dxa" w:w="2160"/>
-          </w:tcPr>
-          <w:p>
-            <w:r>
-              <w:t>公司</w:t>
-            </w:r>
-          </w:p>
-        </w:tc>
-        <w:tc>
-          <w:tcPr>
-            <w:tcW w:type="dxa" w:w="2160"/>
-          </w:tcPr>
-          <w:p>
-            <w:r>
-              <w:t>行业</w:t>
-            </w:r>
-          </w:p>
-        </w:tc>
-        <w:tc>
-          <w:tcPr>
-            <w:tcW w:type="dxa" w:w="2160"/>
-          </w:tcPr>
-          <w:p>
-            <w:r>
-              <w:t>市值</w:t>
-            </w:r>
-          </w:p>
-        </w:tc>
-        <w:tc>
-          <w:tcPr>
-            <w:tcW w:type="dxa" w:w="2160"/>
-          </w:tcPr>
-          <w:p>
-            <w:r>
-              <w:t>增长率</w:t>
-            </w:r>
-          </w:p>
-        </w:tc>
-      </w:tr>
-      <w:tr>
-        <w:tc>
-          <w:tcPr>
-            <w:tcW w:type="dxa" w:w="2160"/>
-          </w:tcPr>
-          <w:p>
-            <w:r>
-              <w:t>东方峻景网络有限公司</w:t>
-            </w:r>
-          </w:p>
-        </w:tc>
-        <w:tc>
-          <w:tcPr>
-            <w:tcW w:type="dxa" w:w="2160"/>
-          </w:tcPr>
-          <w:p>
-            <w:r>
-              <w:t>机器人</w:t>
-            </w:r>
-          </w:p>
-        </w:tc>
-        <w:tc>
-          <w:tcPr>
-            <w:tcW w:type="dxa" w:w="2160"/>
-          </w:tcPr>
-          <w:p>
-            <w:r>
-              <w:t>321亿</w:t>
-            </w:r>
-          </w:p>
-        </w:tc>
-        <w:tc>
-          <w:tcPr>
-            <w:tcW w:type="dxa" w:w="2160"/>
-          </w:tcPr>
-          <w:p>
-            <w:r>
-              <w:t>9%</w:t>
-            </w:r>
-          </w:p>
-        </w:tc>
-      </w:tr>
-      <w:tr>
-        <w:tc>
-          <w:tcPr>
-            <w:tcW w:type="dxa" w:w="2160"/>
-          </w:tcPr>
-          <w:p>
-            <w:r>
-              <w:t>浦华众城信息有限公司</w:t>
-            </w:r>
-          </w:p>
-        </w:tc>
-        <w:tc>
-          <w:tcPr>
-            <w:tcW w:type="dxa" w:w="2160"/>
-          </w:tcPr>
-          <w:p>
-            <w:r>
-              <w:t>云计算</w:t>
-            </w:r>
-          </w:p>
-        </w:tc>
-        <w:tc>
-          <w:tcPr>
-            <w:tcW w:type="dxa" w:w="2160"/>
-          </w:tcPr>
-          <w:p>
-            <w:r>
-              <w:t>472亿</w:t>
-            </w:r>
-          </w:p>
-        </w:tc>
-        <w:tc>
-          <w:tcPr>
-            <w:tcW w:type="dxa" w:w="2160"/>
-          </w:tcPr>
-          <w:p>
-            <w:r>
-              <w:t>11%</w:t>
-            </w:r>
-          </w:p>
-        </w:tc>
-      </w:tr>
-      <w:tr>
-        <w:tc>
-          <w:tcPr>
-            <w:tcW w:type="dxa" w:w="2160"/>
-          </w:tcPr>
-          <w:p>
-            <w:r>
-              <w:t>飞利信科技有限公司</w:t>
-            </w:r>
-          </w:p>
-        </w:tc>
-        <w:tc>
-          <w:tcPr>
-            <w:tcW w:type="dxa" w:w="2160"/>
-          </w:tcPr>
-          <w:p>
-            <w:r>
-              <w:t>新能源</w:t>
-            </w:r>
-          </w:p>
-        </w:tc>
-        <w:tc>
-          <w:tcPr>
-            <w:tcW w:type="dxa" w:w="2160"/>
-          </w:tcPr>
-          <w:p>
-            <w:r>
-              <w:t>173亿</w:t>
-            </w:r>
-          </w:p>
-        </w:tc>
-        <w:tc>
-          <w:tcPr>
-            <w:tcW w:type="dxa" w:w="2160"/>
-          </w:tcPr>
-          <w:p>
-            <w:r>
-              <w:t>17%</w:t>
-            </w:r>
-          </w:p>
-        </w:tc>
-      </w:tr>
-      <w:tr>
-        <w:tc>
-          <w:tcPr>
-            <w:tcW w:type="dxa" w:w="2160"/>
-          </w:tcPr>
-          <w:p>
-            <w:r>
-              <w:t>飞利信科技有限公司</w:t>
-            </w:r>
-          </w:p>
-        </w:tc>
-        <w:tc>
-          <w:tcPr>
-            <w:tcW w:type="dxa" w:w="2160"/>
-          </w:tcPr>
-          <w:p>
-            <w:r>
-              <w:t>新能源</w:t>
-            </w:r>
-          </w:p>
-        </w:tc>
-        <w:tc>
-          <w:tcPr>
-            <w:tcW w:type="dxa" w:w="2160"/>
-          </w:tcPr>
-          <w:p>
-            <w:r>
-              <w:t>785亿</w:t>
-            </w:r>
-          </w:p>
-        </w:tc>
-        <w:tc>
-          <w:tcPr>
-            <w:tcW w:type="dxa" w:w="2160"/>
-          </w:tcPr>
-          <w:p>
-            <w:r>
-              <w:t>12%</w:t>
-            </w:r>
-          </w:p>
-        </w:tc>
-      </w:tr>
-      <w:tr>
-        <w:tc>
-          <w:tcPr>
-            <w:tcW w:type="dxa" w:w="2160"/>
-          </w:tcPr>
-          <w:p>
-            <w:r>
-              <w:t>济南亿次元网络有限公司</w:t>
-            </w:r>
-          </w:p>
-        </w:tc>
-        <w:tc>
-          <w:tcPr>
-            <w:tcW w:type="dxa" w:w="2160"/>
-          </w:tcPr>
-          <w:p>
-            <w:r>
-              <w:t>机器人</w:t>
-            </w:r>
-          </w:p>
-        </w:tc>
-        <w:tc>
-          <w:tcPr>
-            <w:tcW w:type="dxa" w:w="2160"/>
-          </w:tcPr>
-          <w:p>
-            <w:r>
-              <w:t>748亿</w:t>
-            </w:r>
-          </w:p>
-        </w:tc>
-        <w:tc>
-          <w:tcPr>
-            <w:tcW w:type="dxa" w:w="2160"/>
-          </w:tcPr>
-          <w:p>
-            <w:r>
-              <w:t>16%</w:t>
-            </w:r>
-          </w:p>
-        </w:tc>
-      </w:tr>
-      <w:tr>
-        <w:tc>
-          <w:tcPr>
-            <w:tcW w:type="dxa" w:w="2160"/>
-          </w:tcPr>
-          <w:p>
-            <w:r>
-              <w:t>济南亿次元网络有限公司</w:t>
-            </w:r>
-          </w:p>
-        </w:tc>
-        <w:tc>
-          <w:tcPr>
-            <w:tcW w:type="dxa" w:w="2160"/>
-          </w:tcPr>
-          <w:p>
-            <w:r>
-              <w:t>机器人</w:t>
-            </w:r>
-          </w:p>
-        </w:tc>
-        <w:tc>
-          <w:tcPr>
-            <w:tcW w:type="dxa" w:w="2160"/>
-          </w:tcPr>
-          <w:p>
-            <w:r>
-              <w:t>528亿</w:t>
-            </w:r>
-          </w:p>
-        </w:tc>
-        <w:tc>
-          <w:tcPr>
-            <w:tcW w:type="dxa" w:w="2160"/>
-          </w:tcPr>
-          <w:p>
-            <w:r>
-              <w:t>10%</w:t>
-            </w:r>
-          </w:p>
-        </w:tc>
-      </w:tr>
-      <w:tr>
-        <w:tc>
-          <w:tcPr>
-            <w:tcW w:type="dxa" w:w="2160"/>
-          </w:tcPr>
-          <w:p>
-            <w:r>
-              <w:t>雨林木风计算机科技有限公司</w:t>
-            </w:r>
-          </w:p>
-        </w:tc>
-        <w:tc>
-          <w:tcPr>
-            <w:tcW w:type="dxa" w:w="2160"/>
-          </w:tcPr>
-          <w:p>
-            <w:r>
-              <w:t>人工智能</w:t>
-            </w:r>
-          </w:p>
-        </w:tc>
-        <w:tc>
-          <w:tcPr>
-            <w:tcW w:type="dxa" w:w="2160"/>
-          </w:tcPr>
-          <w:p>
-            <w:r>
-              <w:t>766亿</w:t>
-            </w:r>
-          </w:p>
-        </w:tc>
-        <w:tc>
-          <w:tcPr>
-            <w:tcW w:type="dxa" w:w="2160"/>
-          </w:tcPr>
-          <w:p>
-            <w:r>
-              <w:t>9%</w:t>
-            </w:r>
-          </w:p>
-        </w:tc>
-      </w:tr>
-      <w:tr>
-        <w:tc>
-          <w:tcPr>
-            <w:tcW w:type="dxa" w:w="2160"/>
-          </w:tcPr>
-          <w:p>
-            <w:r>
-              <w:t>东方峻景传媒有限公司</w:t>
-            </w:r>
-          </w:p>
-        </w:tc>
-        <w:tc>
-          <w:tcPr>
-            <w:tcW w:type="dxa" w:w="2160"/>
-          </w:tcPr>
-          <w:p>
-            <w:r>
-              <w:t>新能源</w:t>
-            </w:r>
-          </w:p>
-        </w:tc>
-        <w:tc>
-          <w:tcPr>
-            <w:tcW w:type="dxa" w:w="2160"/>
-          </w:tcPr>
-          <w:p>
-            <w:r>
-              <w:t>437亿</w:t>
-            </w:r>
-          </w:p>
-        </w:tc>
-        <w:tc>
-          <w:tcPr>
-            <w:tcW w:type="dxa" w:w="2160"/>
-          </w:tcPr>
-          <w:p>
-            <w:r>
-              <w:t>23%</w:t>
-            </w:r>
-          </w:p>
-        </w:tc>
-      </w:tr>
-      <w:tr>
-        <w:tc>
-          <w:tcPr>
-            <w:tcW w:type="dxa" w:w="2160"/>
-          </w:tcPr>
-          <w:p>
-            <w:r>
-              <w:t>雨林木风计算机科技有限公司</w:t>
-            </w:r>
-          </w:p>
-        </w:tc>
-        <w:tc>
-          <w:tcPr>
-            <w:tcW w:type="dxa" w:w="2160"/>
-          </w:tcPr>
-          <w:p>
-            <w:r>
-              <w:t>人工智能</w:t>
-            </w:r>
-          </w:p>
-        </w:tc>
-        <w:tc>
-          <w:tcPr>
-            <w:tcW w:type="dxa" w:w="2160"/>
-          </w:tcPr>
-          <w:p>
-            <w:r>
-              <w:t>184亿</w:t>
-            </w:r>
-          </w:p>
-        </w:tc>
-        <w:tc>
-          <w:tcPr>
-            <w:tcW w:type="dxa" w:w="2160"/>
-          </w:tcPr>
-          <w:p>
-            <w:r>
-              <w:t>8%</w:t>
-            </w:r>
-          </w:p>
-        </w:tc>
-      </w:tr>
-      <w:tr>
-        <w:tc>
-          <w:tcPr>
-            <w:tcW w:type="dxa" w:w="2160"/>
-          </w:tcPr>
-          <w:p>
-            <w:r>
-              <w:t>雨林木风计算机科技有限公司</w:t>
-            </w:r>
-          </w:p>
-        </w:tc>
-        <w:tc>
-          <w:tcPr>
-            <w:tcW w:type="dxa" w:w="2160"/>
-          </w:tcPr>
-          <w:p>
-            <w:r>
-              <w:t>人工智能</w:t>
-            </w:r>
-          </w:p>
-        </w:tc>
-        <w:tc>
-          <w:tcPr>
-            <w:tcW w:type="dxa" w:w="2160"/>
-          </w:tcPr>
-          <w:p>
-            <w:r>
-              <w:t>572亿</w:t>
-            </w:r>
-          </w:p>
-        </w:tc>
-        <w:tc>
-          <w:tcPr>
-            <w:tcW w:type="dxa" w:w="2160"/>
-          </w:tcPr>
-          <w:p>
-            <w:r>
-              <w:t>29%</w:t>
-            </w:r>
-          </w:p>
-        </w:tc>
-      </w:tr>
-      <w:tr>
-        <w:tc>
-          <w:tcPr>
-            <w:tcW w:type="dxa" w:w="2160"/>
-          </w:tcPr>
-          <w:p>
-            <w:r>
-              <w:t>天益信息有限公司</w:t>
-            </w:r>
-          </w:p>
-        </w:tc>
-        <w:tc>
-          <w:tcPr>
-            <w:tcW w:type="dxa" w:w="2160"/>
-          </w:tcPr>
-          <w:p>
-            <w:r>
-              <w:t>云计算</w:t>
-            </w:r>
-          </w:p>
-        </w:tc>
-        <w:tc>
-          <w:tcPr>
-            <w:tcW w:type="dxa" w:w="2160"/>
-          </w:tcPr>
-          <w:p>
-            <w:r>
-              <w:t>510亿</w:t>
-            </w:r>
-          </w:p>
-        </w:tc>
-        <w:tc>
-          <w:tcPr>
-            <w:tcW w:type="dxa" w:w="2160"/>
-          </w:tcPr>
-          <w:p>
-            <w:r>
-              <w:t>7%</w:t>
-            </w:r>
-          </w:p>
-        </w:tc>
-      </w:tr>
-      <w:tr>
-        <w:tc>
-          <w:tcPr>
-            <w:tcW w:type="dxa" w:w="2160"/>
-          </w:tcPr>
-          <w:p>
-            <w:r>
-              <w:t>天益信息有限公司</w:t>
-            </w:r>
-          </w:p>
-        </w:tc>
-        <w:tc>
-          <w:tcPr>
-            <w:tcW w:type="dxa" w:w="2160"/>
-          </w:tcPr>
-          <w:p>
-            <w:r>
-              <w:t>云计算</w:t>
-            </w:r>
-          </w:p>
-        </w:tc>
-        <w:tc>
-          <w:tcPr>
-            <w:tcW w:type="dxa" w:w="2160"/>
-          </w:tcPr>
-          <w:p>
-            <w:r>
-              <w:t>380亿</w:t>
-            </w:r>
-          </w:p>
-        </w:tc>
-        <w:tc>
-          <w:tcPr>
-            <w:tcW w:type="dxa" w:w="2160"/>
-          </w:tcPr>
-          <w:p>
-            <w:r>
-              <w:t>14%</w:t>
-            </w:r>
-          </w:p>
-        </w:tc>
-      </w:tr>
-      <w:tr>
-        <w:tc>
-          <w:tcPr>
-            <w:tcW w:type="dxa" w:w="2160"/>
-          </w:tcPr>
-          <w:p>
-            <w:r>
-              <w:t>南康网络有限公司</w:t>
-            </w:r>
-          </w:p>
-        </w:tc>
-        <w:tc>
-          <w:tcPr>
-            <w:tcW w:type="dxa" w:w="2160"/>
-          </w:tcPr>
-          <w:p>
-            <w:r>
-              <w:t>消费科技</w:t>
-            </w:r>
-          </w:p>
-        </w:tc>
-        <w:tc>
-          <w:tcPr>
-            <w:tcW w:type="dxa" w:w="2160"/>
-          </w:tcPr>
-          <w:p>
-            <w:r>
-              <w:t>229亿</w:t>
-            </w:r>
-          </w:p>
-        </w:tc>
-        <w:tc>
-          <w:tcPr>
-            <w:tcW w:type="dxa" w:w="2160"/>
-          </w:tcPr>
-          <w:p>
-            <w:r>
-              <w:t>14%</w:t>
-            </w:r>
-          </w:p>
-        </w:tc>
-      </w:tr>
-      <w:tr>
-        <w:tc>
-          <w:tcPr>
-            <w:tcW w:type="dxa" w:w="2160"/>
-          </w:tcPr>
-          <w:p>
-            <w:r>
-              <w:t>鸿睿思博信息有限公司</w:t>
-            </w:r>
-          </w:p>
-        </w:tc>
-        <w:tc>
-          <w:tcPr>
-            <w:tcW w:type="dxa" w:w="2160"/>
-          </w:tcPr>
-          <w:p>
-            <w:r>
-              <w:t>半导体</w:t>
-            </w:r>
-          </w:p>
-        </w:tc>
-        <w:tc>
-          <w:tcPr>
-            <w:tcW w:type="dxa" w:w="2160"/>
-          </w:tcPr>
-          <w:p>
-            <w:r>
-              <w:t>752亿</w:t>
-            </w:r>
-          </w:p>
-        </w:tc>
-        <w:tc>
-          <w:tcPr>
-            <w:tcW w:type="dxa" w:w="2160"/>
-          </w:tcPr>
-          <w:p>
-            <w:r>
-              <w:t>15%</w:t>
-            </w:r>
-          </w:p>
-        </w:tc>
-      </w:tr>
-      <w:tr>
-        <w:tc>
-          <w:tcPr>
-            <w:tcW w:type="dxa" w:w="2160"/>
-          </w:tcPr>
-          <w:p>
-            <w:r>
-              <w:t>天益信息有限公司</w:t>
-            </w:r>
-          </w:p>
-        </w:tc>
-        <w:tc>
-          <w:tcPr>
-            <w:tcW w:type="dxa" w:w="2160"/>
-          </w:tcPr>
-          <w:p>
-            <w:r>
-              <w:t>云计算</w:t>
-            </w:r>
-          </w:p>
-        </w:tc>
-        <w:tc>
-          <w:tcPr>
-            <w:tcW w:type="dxa" w:w="2160"/>
-          </w:tcPr>
-          <w:p>
-            <w:r>
-              <w:t>162亿</w:t>
-            </w:r>
-          </w:p>
-        </w:tc>
-        <w:tc>
-          <w:tcPr>
-            <w:tcW w:type="dxa" w:w="2160"/>
-          </w:tcPr>
-          <w:p>
-            <w:r>
-              <w:t>18%</w:t>
-            </w:r>
-          </w:p>
-        </w:tc>
-      </w:tr>
-    </w:tbl>
-    <w:p>
-      <w:pPr>
-        <w:pStyle w:val="Heading1"/>
-      </w:pPr>
-      <w:r>
-        <w:t>行业分析 4</w:t>
-      </w:r>
-    </w:p>
-    <w:p>
-      <w:r>
-        <w:br/>
-        <w:t>从产业链角度看，云计算 行业主要由上游设备厂商、</w:t>
-        <w:br/>
-        <w:t>中游平台企业以及下游应用厂商组成。</w:t>
-        <w:br/>
-        <w:t>精芯科技有限公司 主要位于产业链的 上游 环节。</w:t>
-        <w:br/>
-      </w:r>
-    </w:p>
-    <w:p>
-      <w:r>
-        <w:br/>
-        <w:t>根据内部财务模型测算，创亿信息有限公司 在未来三年</w:t>
-        <w:br/>
-        <w:t>收入复合增长率预计可达到 12% 左右。</w:t>
-        <w:br/>
-        <w:t>该预测基于行业需求增长以及公司产能扩张计划。</w:t>
-        <w:br/>
-      </w:r>
-    </w:p>
-    <w:p>
-      <w:r>
-        <w:br/>
         <w:t>华辰资本旗下的 HC Quant Arbitrage Fund 在最近的资产配置会议中</w:t>
         <w:br/>
-        <w:t>讨论了 半导体 行业的投资机会，并对 鸿睿思博信息有限公司</w:t>
-        <w:br/>
-        <w:t>进行了重点评估。</w:t>
-        <w:br/>
-      </w:r>
-    </w:p>
-    <w:p>
-      <w:r>
-        <w:br/>
-        <w:t>浦华众城科技有限公司 是中国 半导体 行业的重要企业之一。</w:t>
-        <w:br/>
-        <w:t>根据华辰资本 风险管理部 的研究，该公司成立于 2015 年，</w:t>
-        <w:br/>
-        <w:t>目前员工规模约 273 人。公司近年来持续加大研发投入，</w:t>
-        <w:br/>
-        <w:t>在核心技术方面形成了较强的竞争壁垒。</w:t>
-        <w:br/>
-      </w:r>
-    </w:p>
-    <w:p>
-      <w:r>
-        <w:br/>
-        <w:t>华辰资本旗下的 HC AI Innovation Fund 在最近的资产配置会议中</w:t>
-        <w:br/>
-        <w:t>讨论了 消费科技 行业的投资机会，并对 昂歌信息科技有限公司</w:t>
-        <w:br/>
-        <w:t>进行了重点评估。</w:t>
-        <w:br/>
-      </w:r>
-    </w:p>
-    <w:p>
-      <w:r>
-        <w:br/>
-        <w:t>风险管理部认为，新能源 行业仍然面临若干</w:t>
-        <w:br/>
-        <w:t>不确定性因素，包括技术迭代风险、政策变化、</w:t>
-        <w:br/>
-        <w:t>以及市场竞争加剧等问题。</w:t>
-        <w:br/>
-      </w:r>
-    </w:p>
-    <w:p>
-      <w:r>
-        <w:br/>
-        <w:t>风险管理部认为，人工智能 行业仍然面临若干</w:t>
-        <w:br/>
-        <w:t>不确定性因素，包括技术迭代风险、政策变化、</w:t>
-        <w:br/>
-        <w:t>以及市场竞争加剧等问题。</w:t>
-        <w:br/>
-      </w:r>
-    </w:p>
-    <w:p>
-      <w:r>
-        <w:br/>
-        <w:t>从产业链角度看，机器人 行业主要由上游设备厂商、</w:t>
-        <w:br/>
-        <w:t>中游平台企业以及下游应用厂商组成。</w:t>
-        <w:br/>
-        <w:t>济南亿次元网络有限公司 主要位于产业链的 上游 环节。</w:t>
-        <w:br/>
-      </w:r>
-    </w:p>
-    <w:tbl>
-      <w:tblPr>
-        <w:tblW w:type="auto" w:w="0"/>
-        <w:tblLook w:firstColumn="1" w:firstRow="1" w:lastColumn="0" w:lastRow="0" w:noHBand="0" w:noVBand="1" w:val="04A0"/>
-      </w:tblPr>
-      <w:tblGrid>
-        <w:gridCol w:w="2160"/>
-        <w:gridCol w:w="2160"/>
-        <w:gridCol w:w="2160"/>
-        <w:gridCol w:w="2160"/>
-      </w:tblGrid>
-      <w:tr>
-        <w:tc>
-          <w:tcPr>
-            <w:tcW w:type="dxa" w:w="2160"/>
-          </w:tcPr>
-          <w:p>
-            <w:r>
-              <w:t>公司</w:t>
-            </w:r>
-          </w:p>
-        </w:tc>
-        <w:tc>
-          <w:tcPr>
-            <w:tcW w:type="dxa" w:w="2160"/>
-          </w:tcPr>
-          <w:p>
-            <w:r>
-              <w:t>行业</w:t>
-            </w:r>
-          </w:p>
-        </w:tc>
-        <w:tc>
-          <w:tcPr>
-            <w:tcW w:type="dxa" w:w="2160"/>
-          </w:tcPr>
-          <w:p>
-            <w:r>
-              <w:t>市值</w:t>
-            </w:r>
-          </w:p>
-        </w:tc>
-        <w:tc>
-          <w:tcPr>
-            <w:tcW w:type="dxa" w:w="2160"/>
-          </w:tcPr>
-          <w:p>
-            <w:r>
-              <w:t>增长率</w:t>
-            </w:r>
-          </w:p>
-        </w:tc>
-      </w:tr>
-      <w:tr>
-        <w:tc>
-          <w:tcPr>
-            <w:tcW w:type="dxa" w:w="2160"/>
-          </w:tcPr>
-          <w:p>
-            <w:r>
-              <w:t>创联世纪科技有限公司</w:t>
-            </w:r>
-          </w:p>
-        </w:tc>
-        <w:tc>
-          <w:tcPr>
-            <w:tcW w:type="dxa" w:w="2160"/>
-          </w:tcPr>
-          <w:p>
-            <w:r>
-              <w:t>医疗科技</w:t>
-            </w:r>
-          </w:p>
-        </w:tc>
-        <w:tc>
-          <w:tcPr>
-            <w:tcW w:type="dxa" w:w="2160"/>
-          </w:tcPr>
-          <w:p>
-            <w:r>
-              <w:t>100亿</w:t>
-            </w:r>
-          </w:p>
-        </w:tc>
-        <w:tc>
-          <w:tcPr>
-            <w:tcW w:type="dxa" w:w="2160"/>
-          </w:tcPr>
-          <w:p>
-            <w:r>
-              <w:t>29%</w:t>
-            </w:r>
-          </w:p>
-        </w:tc>
-      </w:tr>
-      <w:tr>
-        <w:tc>
-          <w:tcPr>
-            <w:tcW w:type="dxa" w:w="2160"/>
-          </w:tcPr>
-          <w:p>
-            <w:r>
-              <w:t>天益科技有限公司</w:t>
-            </w:r>
-          </w:p>
-        </w:tc>
-        <w:tc>
-          <w:tcPr>
-            <w:tcW w:type="dxa" w:w="2160"/>
-          </w:tcPr>
-          <w:p>
-            <w:r>
-              <w:t>半导体</w:t>
-            </w:r>
-          </w:p>
-        </w:tc>
-        <w:tc>
-          <w:tcPr>
-            <w:tcW w:type="dxa" w:w="2160"/>
-          </w:tcPr>
-          <w:p>
-            <w:r>
-              <w:t>360亿</w:t>
-            </w:r>
-          </w:p>
-        </w:tc>
-        <w:tc>
-          <w:tcPr>
-            <w:tcW w:type="dxa" w:w="2160"/>
-          </w:tcPr>
-          <w:p>
-            <w:r>
-              <w:t>6%</w:t>
-            </w:r>
-          </w:p>
-        </w:tc>
-      </w:tr>
-      <w:tr>
-        <w:tc>
-          <w:tcPr>
-            <w:tcW w:type="dxa" w:w="2160"/>
-          </w:tcPr>
-          <w:p>
-            <w:r>
-              <w:t>易动力科技有限公司</w:t>
-            </w:r>
-          </w:p>
-        </w:tc>
-        <w:tc>
-          <w:tcPr>
-            <w:tcW w:type="dxa" w:w="2160"/>
-          </w:tcPr>
-          <w:p>
-            <w:r>
-              <w:t>云计算</w:t>
-            </w:r>
-          </w:p>
-        </w:tc>
-        <w:tc>
-          <w:tcPr>
-            <w:tcW w:type="dxa" w:w="2160"/>
-          </w:tcPr>
-          <w:p>
-            <w:r>
-              <w:t>247亿</w:t>
-            </w:r>
-          </w:p>
-        </w:tc>
-        <w:tc>
-          <w:tcPr>
-            <w:tcW w:type="dxa" w:w="2160"/>
-          </w:tcPr>
-          <w:p>
-            <w:r>
-              <w:t>25%</w:t>
-            </w:r>
-          </w:p>
-        </w:tc>
-      </w:tr>
-      <w:tr>
-        <w:tc>
-          <w:tcPr>
-            <w:tcW w:type="dxa" w:w="2160"/>
-          </w:tcPr>
-          <w:p>
-            <w:r>
-              <w:t>创联世纪科技有限公司</w:t>
-            </w:r>
-          </w:p>
-        </w:tc>
-        <w:tc>
-          <w:tcPr>
-            <w:tcW w:type="dxa" w:w="2160"/>
-          </w:tcPr>
-          <w:p>
-            <w:r>
-              <w:t>医疗科技</w:t>
-            </w:r>
-          </w:p>
-        </w:tc>
-        <w:tc>
-          <w:tcPr>
-            <w:tcW w:type="dxa" w:w="2160"/>
-          </w:tcPr>
-          <w:p>
-            <w:r>
-              <w:t>544亿</w:t>
-            </w:r>
-          </w:p>
-        </w:tc>
-        <w:tc>
-          <w:tcPr>
-            <w:tcW w:type="dxa" w:w="2160"/>
-          </w:tcPr>
-          <w:p>
-            <w:r>
-              <w:t>28%</w:t>
-            </w:r>
-          </w:p>
-        </w:tc>
-      </w:tr>
-      <w:tr>
-        <w:tc>
-          <w:tcPr>
-            <w:tcW w:type="dxa" w:w="2160"/>
-          </w:tcPr>
-          <w:p>
-            <w:r>
-              <w:t>银嘉信息有限公司</w:t>
-            </w:r>
-          </w:p>
-        </w:tc>
-        <w:tc>
-          <w:tcPr>
-            <w:tcW w:type="dxa" w:w="2160"/>
-          </w:tcPr>
-          <w:p>
-            <w:r>
-              <w:t>消费科技</w:t>
-            </w:r>
-          </w:p>
-        </w:tc>
-        <w:tc>
-          <w:tcPr>
-            <w:tcW w:type="dxa" w:w="2160"/>
-          </w:tcPr>
-          <w:p>
-            <w:r>
-              <w:t>643亿</w:t>
-            </w:r>
-          </w:p>
-        </w:tc>
-        <w:tc>
-          <w:tcPr>
-            <w:tcW w:type="dxa" w:w="2160"/>
-          </w:tcPr>
-          <w:p>
-            <w:r>
-              <w:t>28%</w:t>
-            </w:r>
-          </w:p>
-        </w:tc>
-      </w:tr>
-      <w:tr>
-        <w:tc>
-          <w:tcPr>
-            <w:tcW w:type="dxa" w:w="2160"/>
-          </w:tcPr>
-          <w:p>
-            <w:r>
-              <w:t>艾提科信科技有限公司</w:t>
-            </w:r>
-          </w:p>
-        </w:tc>
-        <w:tc>
-          <w:tcPr>
-            <w:tcW w:type="dxa" w:w="2160"/>
-          </w:tcPr>
-          <w:p>
-            <w:r>
-              <w:t>机器人</w:t>
-            </w:r>
-          </w:p>
-        </w:tc>
-        <w:tc>
-          <w:tcPr>
-            <w:tcW w:type="dxa" w:w="2160"/>
-          </w:tcPr>
-          <w:p>
-            <w:r>
-              <w:t>439亿</w:t>
-            </w:r>
-          </w:p>
-        </w:tc>
-        <w:tc>
-          <w:tcPr>
-            <w:tcW w:type="dxa" w:w="2160"/>
-          </w:tcPr>
-          <w:p>
-            <w:r>
-              <w:t>23%</w:t>
-            </w:r>
-          </w:p>
-        </w:tc>
-      </w:tr>
-      <w:tr>
-        <w:tc>
-          <w:tcPr>
-            <w:tcW w:type="dxa" w:w="2160"/>
-          </w:tcPr>
-          <w:p>
-            <w:r>
-              <w:t>雨林木风计算机网络有限公司</w:t>
-            </w:r>
-          </w:p>
-        </w:tc>
-        <w:tc>
-          <w:tcPr>
-            <w:tcW w:type="dxa" w:w="2160"/>
-          </w:tcPr>
-          <w:p>
-            <w:r>
-              <w:t>医疗科技</w:t>
-            </w:r>
-          </w:p>
-        </w:tc>
-        <w:tc>
-          <w:tcPr>
-            <w:tcW w:type="dxa" w:w="2160"/>
-          </w:tcPr>
-          <w:p>
-            <w:r>
-              <w:t>275亿</w:t>
-            </w:r>
-          </w:p>
-        </w:tc>
-        <w:tc>
-          <w:tcPr>
-            <w:tcW w:type="dxa" w:w="2160"/>
-          </w:tcPr>
-          <w:p>
-            <w:r>
-              <w:t>15%</w:t>
-            </w:r>
-          </w:p>
-        </w:tc>
-      </w:tr>
-      <w:tr>
-        <w:tc>
-          <w:tcPr>
-            <w:tcW w:type="dxa" w:w="2160"/>
-          </w:tcPr>
-          <w:p>
-            <w:r>
-              <w:t>和泰科技有限公司</w:t>
-            </w:r>
-          </w:p>
-        </w:tc>
-        <w:tc>
-          <w:tcPr>
-            <w:tcW w:type="dxa" w:w="2160"/>
-          </w:tcPr>
-          <w:p>
-            <w:r>
-              <w:t>人工智能</w:t>
-            </w:r>
-          </w:p>
-        </w:tc>
-        <w:tc>
-          <w:tcPr>
-            <w:tcW w:type="dxa" w:w="2160"/>
-          </w:tcPr>
-          <w:p>
-            <w:r>
-              <w:t>738亿</w:t>
-            </w:r>
-          </w:p>
-        </w:tc>
-        <w:tc>
-          <w:tcPr>
-            <w:tcW w:type="dxa" w:w="2160"/>
-          </w:tcPr>
-          <w:p>
-            <w:r>
-              <w:t>5%</w:t>
-            </w:r>
-          </w:p>
-        </w:tc>
-      </w:tr>
-      <w:tr>
-        <w:tc>
-          <w:tcPr>
-            <w:tcW w:type="dxa" w:w="2160"/>
-          </w:tcPr>
-          <w:p>
-            <w:r>
-              <w:t>和泰传媒有限公司</w:t>
-            </w:r>
-          </w:p>
-        </w:tc>
-        <w:tc>
-          <w:tcPr>
-            <w:tcW w:type="dxa" w:w="2160"/>
-          </w:tcPr>
-          <w:p>
-            <w:r>
-              <w:t>消费科技</w:t>
-            </w:r>
-          </w:p>
-        </w:tc>
-        <w:tc>
-          <w:tcPr>
-            <w:tcW w:type="dxa" w:w="2160"/>
-          </w:tcPr>
-          <w:p>
-            <w:r>
-              <w:t>421亿</w:t>
-            </w:r>
-          </w:p>
-        </w:tc>
-        <w:tc>
-          <w:tcPr>
-            <w:tcW w:type="dxa" w:w="2160"/>
-          </w:tcPr>
-          <w:p>
-            <w:r>
-              <w:t>27%</w:t>
-            </w:r>
-          </w:p>
-        </w:tc>
-      </w:tr>
-      <w:tr>
-        <w:tc>
-          <w:tcPr>
-            <w:tcW w:type="dxa" w:w="2160"/>
-          </w:tcPr>
-          <w:p>
-            <w:r>
-              <w:t>兰金电子网络有限公司</w:t>
-            </w:r>
-          </w:p>
-        </w:tc>
-        <w:tc>
-          <w:tcPr>
-            <w:tcW w:type="dxa" w:w="2160"/>
-          </w:tcPr>
-          <w:p>
-            <w:r>
-              <w:t>消费科技</w:t>
-            </w:r>
-          </w:p>
-        </w:tc>
-        <w:tc>
-          <w:tcPr>
-            <w:tcW w:type="dxa" w:w="2160"/>
-          </w:tcPr>
-          <w:p>
-            <w:r>
-              <w:t>122亿</w:t>
-            </w:r>
-          </w:p>
-        </w:tc>
-        <w:tc>
-          <w:tcPr>
-            <w:tcW w:type="dxa" w:w="2160"/>
-          </w:tcPr>
-          <w:p>
-            <w:r>
-              <w:t>25%</w:t>
-            </w:r>
-          </w:p>
-        </w:tc>
-      </w:tr>
-      <w:tr>
-        <w:tc>
-          <w:tcPr>
-            <w:tcW w:type="dxa" w:w="2160"/>
-          </w:tcPr>
-          <w:p>
-            <w:r>
-              <w:t>鸿睿思博信息有限公司</w:t>
-            </w:r>
-          </w:p>
-        </w:tc>
-        <w:tc>
-          <w:tcPr>
-            <w:tcW w:type="dxa" w:w="2160"/>
-          </w:tcPr>
-          <w:p>
-            <w:r>
-              <w:t>半导体</w:t>
-            </w:r>
-          </w:p>
-        </w:tc>
-        <w:tc>
-          <w:tcPr>
-            <w:tcW w:type="dxa" w:w="2160"/>
-          </w:tcPr>
-          <w:p>
-            <w:r>
-              <w:t>161亿</w:t>
-            </w:r>
-          </w:p>
-        </w:tc>
-        <w:tc>
-          <w:tcPr>
-            <w:tcW w:type="dxa" w:w="2160"/>
-          </w:tcPr>
-          <w:p>
-            <w:r>
-              <w:t>6%</w:t>
-            </w:r>
-          </w:p>
-        </w:tc>
-      </w:tr>
-      <w:tr>
-        <w:tc>
-          <w:tcPr>
-            <w:tcW w:type="dxa" w:w="2160"/>
-          </w:tcPr>
-          <w:p>
-            <w:r>
-              <w:t>立信电子网络有限公司</w:t>
-            </w:r>
-          </w:p>
-        </w:tc>
-        <w:tc>
-          <w:tcPr>
-            <w:tcW w:type="dxa" w:w="2160"/>
-          </w:tcPr>
-          <w:p>
-            <w:r>
-              <w:t>云计算</w:t>
-            </w:r>
-          </w:p>
-        </w:tc>
-        <w:tc>
-          <w:tcPr>
-            <w:tcW w:type="dxa" w:w="2160"/>
-          </w:tcPr>
-          <w:p>
-            <w:r>
-              <w:t>606亿</w:t>
-            </w:r>
-          </w:p>
-        </w:tc>
-        <w:tc>
-          <w:tcPr>
-            <w:tcW w:type="dxa" w:w="2160"/>
-          </w:tcPr>
-          <w:p>
-            <w:r>
-              <w:t>26%</w:t>
-            </w:r>
-          </w:p>
-        </w:tc>
-      </w:tr>
-      <w:tr>
-        <w:tc>
-          <w:tcPr>
-            <w:tcW w:type="dxa" w:w="2160"/>
-          </w:tcPr>
-          <w:p>
-            <w:r>
-              <w:t>九方信息有限公司</w:t>
-            </w:r>
-          </w:p>
-        </w:tc>
-        <w:tc>
-          <w:tcPr>
-            <w:tcW w:type="dxa" w:w="2160"/>
-          </w:tcPr>
-          <w:p>
-            <w:r>
-              <w:t>新能源</w:t>
-            </w:r>
-          </w:p>
-        </w:tc>
-        <w:tc>
-          <w:tcPr>
-            <w:tcW w:type="dxa" w:w="2160"/>
-          </w:tcPr>
-          <w:p>
-            <w:r>
-              <w:t>758亿</w:t>
-            </w:r>
-          </w:p>
-        </w:tc>
-        <w:tc>
-          <w:tcPr>
-            <w:tcW w:type="dxa" w:w="2160"/>
-          </w:tcPr>
-          <w:p>
-            <w:r>
-              <w:t>27%</w:t>
-            </w:r>
-          </w:p>
-        </w:tc>
-      </w:tr>
-      <w:tr>
-        <w:tc>
-          <w:tcPr>
-            <w:tcW w:type="dxa" w:w="2160"/>
-          </w:tcPr>
-          <w:p>
-            <w:r>
-              <w:t>九方网络有限公司</w:t>
-            </w:r>
-          </w:p>
-        </w:tc>
-        <w:tc>
-          <w:tcPr>
-            <w:tcW w:type="dxa" w:w="2160"/>
-          </w:tcPr>
-          <w:p>
-            <w:r>
-              <w:t>新能源</w:t>
-            </w:r>
-          </w:p>
-        </w:tc>
-        <w:tc>
-          <w:tcPr>
-            <w:tcW w:type="dxa" w:w="2160"/>
-          </w:tcPr>
-          <w:p>
-            <w:r>
-              <w:t>528亿</w:t>
-            </w:r>
-          </w:p>
-        </w:tc>
-        <w:tc>
-          <w:tcPr>
-            <w:tcW w:type="dxa" w:w="2160"/>
-          </w:tcPr>
-          <w:p>
-            <w:r>
-              <w:t>30%</w:t>
-            </w:r>
-          </w:p>
-        </w:tc>
-      </w:tr>
-      <w:tr>
-        <w:tc>
-          <w:tcPr>
-            <w:tcW w:type="dxa" w:w="2160"/>
-          </w:tcPr>
-          <w:p>
-            <w:r>
-              <w:t>鸿睿思博信息有限公司</w:t>
-            </w:r>
-          </w:p>
-        </w:tc>
-        <w:tc>
-          <w:tcPr>
-            <w:tcW w:type="dxa" w:w="2160"/>
-          </w:tcPr>
-          <w:p>
-            <w:r>
-              <w:t>半导体</w:t>
-            </w:r>
-          </w:p>
-        </w:tc>
-        <w:tc>
-          <w:tcPr>
-            <w:tcW w:type="dxa" w:w="2160"/>
-          </w:tcPr>
-          <w:p>
-            <w:r>
-              <w:t>437亿</w:t>
-            </w:r>
-          </w:p>
-        </w:tc>
-        <w:tc>
-          <w:tcPr>
-            <w:tcW w:type="dxa" w:w="2160"/>
-          </w:tcPr>
-          <w:p>
-            <w:r>
-              <w:t>9%</w:t>
-            </w:r>
-          </w:p>
-        </w:tc>
-      </w:tr>
-    </w:tbl>
-    <w:p>
-      <w:pPr>
-        <w:pStyle w:val="Heading1"/>
-      </w:pPr>
-      <w:r>
-        <w:t>行业分析 5</w:t>
-      </w:r>
-    </w:p>
-    <w:p>
-      <w:r>
-        <w:br/>
-        <w:t>华辰资本旗下的 HC Global Macro Fund 在最近的资产配置会议中</w:t>
-        <w:br/>
-        <w:t>讨论了 云计算 行业的投资机会，并对 立信电子网络有限公司</w:t>
-        <w:br/>
-        <w:t>进行了重点评估。</w:t>
-        <w:br/>
-      </w:r>
-    </w:p>
-    <w:p>
-      <w:r>
-        <w:br/>
-        <w:t>鸿睿思博网络有限公司 是中国 新能源 行业的重要企业之一。</w:t>
-        <w:br/>
-        <w:t>根据华辰资本 资产配置委员会 的研究，该公司成立于 2015 年，</w:t>
-        <w:br/>
-        <w:t>目前员工规模约 1240 人。公司近年来持续加大研发投入，</w:t>
-        <w:br/>
-        <w:t>在核心技术方面形成了较强的竞争壁垒。</w:t>
-        <w:br/>
-      </w:r>
-    </w:p>
-    <w:p>
-      <w:r>
-        <w:br/>
-        <w:t>根据内部财务模型测算，飞利信科技有限公司 在未来三年</w:t>
-        <w:br/>
-        <w:t>收入复合增长率预计可达到 10% 左右。</w:t>
-        <w:br/>
-        <w:t>该预测基于行业需求增长以及公司产能扩张计划。</w:t>
-        <w:br/>
-      </w:r>
-    </w:p>
-    <w:p>
-      <w:r>
-        <w:br/>
-        <w:t>根据内部财务模型测算，天益科技有限公司 在未来三年</w:t>
-        <w:br/>
-        <w:t>收入复合增长率预计可达到 35% 左右。</w:t>
-        <w:br/>
-        <w:t>该预测基于行业需求增长以及公司产能扩张计划。</w:t>
-        <w:br/>
-      </w:r>
-    </w:p>
-    <w:p>
-      <w:r>
-        <w:br/>
-        <w:t>华辰资本旗下的 HC Global Macro Fund 在最近的资产配置会议中</w:t>
-        <w:br/>
-        <w:t>讨论了 新能源 行业的投资机会，并对 九方网络有限公司</w:t>
+        <w:t>讨论了 云计算 行业的投资机会，并对 信诚致远科技有限公司</w:t>
         <w:br/>
         <w:t>进行了重点评估。</w:t>
         <w:br/>
@@ -3223,7 +1630,7 @@
         <w:br/>
         <w:t>华辰资本旗下的 HC Alpha Growth Fund 在最近的资产配置会议中</w:t>
         <w:br/>
-        <w:t>讨论了 医疗科技 行业的投资机会，并对 雨林木风计算机网络有限公司</w:t>
+        <w:t>讨论了 消费科技 行业的投资机会，并对 飞海科技传媒有限公司</w:t>
         <w:br/>
         <w:t>进行了重点评估。</w:t>
         <w:br/>
@@ -3232,9 +1639,824 @@
     <w:p>
       <w:r>
         <w:br/>
-        <w:t>根据内部财务模型测算，鸿睿思博信息有限公司 在未来三年</w:t>
+        <w:t>风险管理部认为，消费科技 行业仍然面临若干</w:t>
         <w:br/>
-        <w:t>收入复合增长率预计可达到 16% 左右。</w:t>
+        <w:t>不确定性因素，包括技术迭代风险、政策变化、</w:t>
+        <w:br/>
+        <w:t>以及市场竞争加剧等问题。</w:t>
+        <w:br/>
+      </w:r>
+    </w:p>
+    <w:p>
+      <w:r>
+        <w:br/>
+        <w:t>华辰资本旗下的 HC Global Macro Fund 在最近的资产配置会议中</w:t>
+        <w:br/>
+        <w:t>讨论了 半导体 行业的投资机会，并对 精芯信息有限公司</w:t>
+        <w:br/>
+        <w:t>进行了重点评估。</w:t>
+        <w:br/>
+      </w:r>
+    </w:p>
+    <w:p>
+      <w:r>
+        <w:br/>
+        <w:t>通际名联网络有限公司 是中国 机器人 行业的重要企业之一。</w:t>
+        <w:br/>
+        <w:t>根据华辰资本 投资策略部 的研究，该公司成立于 2016 年，</w:t>
+        <w:br/>
+        <w:t>目前员工规模约 3310 人。公司近年来持续加大研发投入，</w:t>
+        <w:br/>
+        <w:t>在核心技术方面形成了较强的竞争壁垒。</w:t>
+        <w:br/>
+      </w:r>
+    </w:p>
+    <w:p>
+      <w:r>
+        <w:br/>
+        <w:t>风险管理部认为，新能源 行业仍然面临若干</w:t>
+        <w:br/>
+        <w:t>不确定性因素，包括技术迭代风险、政策变化、</w:t>
+        <w:br/>
+        <w:t>以及市场竞争加剧等问题。</w:t>
+        <w:br/>
+      </w:r>
+    </w:p>
+    <w:tbl>
+      <w:tblPr>
+        <w:tblW w:type="auto" w:w="0"/>
+        <w:tblLook w:firstColumn="1" w:firstRow="1" w:lastColumn="0" w:lastRow="0" w:noHBand="0" w:noVBand="1" w:val="04A0"/>
+      </w:tblPr>
+      <w:tblGrid>
+        <w:gridCol w:w="2160"/>
+        <w:gridCol w:w="2160"/>
+        <w:gridCol w:w="2160"/>
+        <w:gridCol w:w="2160"/>
+      </w:tblGrid>
+      <w:tr>
+        <w:tc>
+          <w:tcPr>
+            <w:tcW w:type="dxa" w:w="2160"/>
+          </w:tcPr>
+          <w:p>
+            <w:r>
+              <w:t>公司</w:t>
+            </w:r>
+          </w:p>
+        </w:tc>
+        <w:tc>
+          <w:tcPr>
+            <w:tcW w:type="dxa" w:w="2160"/>
+          </w:tcPr>
+          <w:p>
+            <w:r>
+              <w:t>行业</w:t>
+            </w:r>
+          </w:p>
+        </w:tc>
+        <w:tc>
+          <w:tcPr>
+            <w:tcW w:type="dxa" w:w="2160"/>
+          </w:tcPr>
+          <w:p>
+            <w:r>
+              <w:t>市值</w:t>
+            </w:r>
+          </w:p>
+        </w:tc>
+        <w:tc>
+          <w:tcPr>
+            <w:tcW w:type="dxa" w:w="2160"/>
+          </w:tcPr>
+          <w:p>
+            <w:r>
+              <w:t>增长率</w:t>
+            </w:r>
+          </w:p>
+        </w:tc>
+      </w:tr>
+      <w:tr>
+        <w:tc>
+          <w:tcPr>
+            <w:tcW w:type="dxa" w:w="2160"/>
+          </w:tcPr>
+          <w:p>
+            <w:r>
+              <w:t>明腾传媒有限公司</w:t>
+            </w:r>
+          </w:p>
+        </w:tc>
+        <w:tc>
+          <w:tcPr>
+            <w:tcW w:type="dxa" w:w="2160"/>
+          </w:tcPr>
+          <w:p>
+            <w:r>
+              <w:t>人工智能</w:t>
+            </w:r>
+          </w:p>
+        </w:tc>
+        <w:tc>
+          <w:tcPr>
+            <w:tcW w:type="dxa" w:w="2160"/>
+          </w:tcPr>
+          <w:p>
+            <w:r>
+              <w:t>220亿</w:t>
+            </w:r>
+          </w:p>
+        </w:tc>
+        <w:tc>
+          <w:tcPr>
+            <w:tcW w:type="dxa" w:w="2160"/>
+          </w:tcPr>
+          <w:p>
+            <w:r>
+              <w:t>17%</w:t>
+            </w:r>
+          </w:p>
+        </w:tc>
+      </w:tr>
+      <w:tr>
+        <w:tc>
+          <w:tcPr>
+            <w:tcW w:type="dxa" w:w="2160"/>
+          </w:tcPr>
+          <w:p>
+            <w:r>
+              <w:t>泰麒麟网络有限公司</w:t>
+            </w:r>
+          </w:p>
+        </w:tc>
+        <w:tc>
+          <w:tcPr>
+            <w:tcW w:type="dxa" w:w="2160"/>
+          </w:tcPr>
+          <w:p>
+            <w:r>
+              <w:t>云计算</w:t>
+            </w:r>
+          </w:p>
+        </w:tc>
+        <w:tc>
+          <w:tcPr>
+            <w:tcW w:type="dxa" w:w="2160"/>
+          </w:tcPr>
+          <w:p>
+            <w:r>
+              <w:t>792亿</w:t>
+            </w:r>
+          </w:p>
+        </w:tc>
+        <w:tc>
+          <w:tcPr>
+            <w:tcW w:type="dxa" w:w="2160"/>
+          </w:tcPr>
+          <w:p>
+            <w:r>
+              <w:t>24%</w:t>
+            </w:r>
+          </w:p>
+        </w:tc>
+      </w:tr>
+      <w:tr>
+        <w:tc>
+          <w:tcPr>
+            <w:tcW w:type="dxa" w:w="2160"/>
+          </w:tcPr>
+          <w:p>
+            <w:r>
+              <w:t>通际名联科技有限公司</w:t>
+            </w:r>
+          </w:p>
+        </w:tc>
+        <w:tc>
+          <w:tcPr>
+            <w:tcW w:type="dxa" w:w="2160"/>
+          </w:tcPr>
+          <w:p>
+            <w:r>
+              <w:t>人工智能</w:t>
+            </w:r>
+          </w:p>
+        </w:tc>
+        <w:tc>
+          <w:tcPr>
+            <w:tcW w:type="dxa" w:w="2160"/>
+          </w:tcPr>
+          <w:p>
+            <w:r>
+              <w:t>246亿</w:t>
+            </w:r>
+          </w:p>
+        </w:tc>
+        <w:tc>
+          <w:tcPr>
+            <w:tcW w:type="dxa" w:w="2160"/>
+          </w:tcPr>
+          <w:p>
+            <w:r>
+              <w:t>18%</w:t>
+            </w:r>
+          </w:p>
+        </w:tc>
+      </w:tr>
+      <w:tr>
+        <w:tc>
+          <w:tcPr>
+            <w:tcW w:type="dxa" w:w="2160"/>
+          </w:tcPr>
+          <w:p>
+            <w:r>
+              <w:t>雨林木风计算机科技有限公司</w:t>
+            </w:r>
+          </w:p>
+        </w:tc>
+        <w:tc>
+          <w:tcPr>
+            <w:tcW w:type="dxa" w:w="2160"/>
+          </w:tcPr>
+          <w:p>
+            <w:r>
+              <w:t>半导体</w:t>
+            </w:r>
+          </w:p>
+        </w:tc>
+        <w:tc>
+          <w:tcPr>
+            <w:tcW w:type="dxa" w:w="2160"/>
+          </w:tcPr>
+          <w:p>
+            <w:r>
+              <w:t>151亿</w:t>
+            </w:r>
+          </w:p>
+        </w:tc>
+        <w:tc>
+          <w:tcPr>
+            <w:tcW w:type="dxa" w:w="2160"/>
+          </w:tcPr>
+          <w:p>
+            <w:r>
+              <w:t>18%</w:t>
+            </w:r>
+          </w:p>
+        </w:tc>
+      </w:tr>
+      <w:tr>
+        <w:tc>
+          <w:tcPr>
+            <w:tcW w:type="dxa" w:w="2160"/>
+          </w:tcPr>
+          <w:p>
+            <w:r>
+              <w:t>良诺科技有限公司</w:t>
+            </w:r>
+          </w:p>
+        </w:tc>
+        <w:tc>
+          <w:tcPr>
+            <w:tcW w:type="dxa" w:w="2160"/>
+          </w:tcPr>
+          <w:p>
+            <w:r>
+              <w:t>云计算</w:t>
+            </w:r>
+          </w:p>
+        </w:tc>
+        <w:tc>
+          <w:tcPr>
+            <w:tcW w:type="dxa" w:w="2160"/>
+          </w:tcPr>
+          <w:p>
+            <w:r>
+              <w:t>105亿</w:t>
+            </w:r>
+          </w:p>
+        </w:tc>
+        <w:tc>
+          <w:tcPr>
+            <w:tcW w:type="dxa" w:w="2160"/>
+          </w:tcPr>
+          <w:p>
+            <w:r>
+              <w:t>21%</w:t>
+            </w:r>
+          </w:p>
+        </w:tc>
+      </w:tr>
+      <w:tr>
+        <w:tc>
+          <w:tcPr>
+            <w:tcW w:type="dxa" w:w="2160"/>
+          </w:tcPr>
+          <w:p>
+            <w:r>
+              <w:t>良诺科技有限公司</w:t>
+            </w:r>
+          </w:p>
+        </w:tc>
+        <w:tc>
+          <w:tcPr>
+            <w:tcW w:type="dxa" w:w="2160"/>
+          </w:tcPr>
+          <w:p>
+            <w:r>
+              <w:t>云计算</w:t>
+            </w:r>
+          </w:p>
+        </w:tc>
+        <w:tc>
+          <w:tcPr>
+            <w:tcW w:type="dxa" w:w="2160"/>
+          </w:tcPr>
+          <w:p>
+            <w:r>
+              <w:t>269亿</w:t>
+            </w:r>
+          </w:p>
+        </w:tc>
+        <w:tc>
+          <w:tcPr>
+            <w:tcW w:type="dxa" w:w="2160"/>
+          </w:tcPr>
+          <w:p>
+            <w:r>
+              <w:t>14%</w:t>
+            </w:r>
+          </w:p>
+        </w:tc>
+      </w:tr>
+      <w:tr>
+        <w:tc>
+          <w:tcPr>
+            <w:tcW w:type="dxa" w:w="2160"/>
+          </w:tcPr>
+          <w:p>
+            <w:r>
+              <w:t>昂歌信息信息有限公司</w:t>
+            </w:r>
+          </w:p>
+        </w:tc>
+        <w:tc>
+          <w:tcPr>
+            <w:tcW w:type="dxa" w:w="2160"/>
+          </w:tcPr>
+          <w:p>
+            <w:r>
+              <w:t>消费科技</w:t>
+            </w:r>
+          </w:p>
+        </w:tc>
+        <w:tc>
+          <w:tcPr>
+            <w:tcW w:type="dxa" w:w="2160"/>
+          </w:tcPr>
+          <w:p>
+            <w:r>
+              <w:t>695亿</w:t>
+            </w:r>
+          </w:p>
+        </w:tc>
+        <w:tc>
+          <w:tcPr>
+            <w:tcW w:type="dxa" w:w="2160"/>
+          </w:tcPr>
+          <w:p>
+            <w:r>
+              <w:t>16%</w:t>
+            </w:r>
+          </w:p>
+        </w:tc>
+      </w:tr>
+      <w:tr>
+        <w:tc>
+          <w:tcPr>
+            <w:tcW w:type="dxa" w:w="2160"/>
+          </w:tcPr>
+          <w:p>
+            <w:r>
+              <w:t>通际名联网络有限公司</w:t>
+            </w:r>
+          </w:p>
+        </w:tc>
+        <w:tc>
+          <w:tcPr>
+            <w:tcW w:type="dxa" w:w="2160"/>
+          </w:tcPr>
+          <w:p>
+            <w:r>
+              <w:t>机器人</w:t>
+            </w:r>
+          </w:p>
+        </w:tc>
+        <w:tc>
+          <w:tcPr>
+            <w:tcW w:type="dxa" w:w="2160"/>
+          </w:tcPr>
+          <w:p>
+            <w:r>
+              <w:t>578亿</w:t>
+            </w:r>
+          </w:p>
+        </w:tc>
+        <w:tc>
+          <w:tcPr>
+            <w:tcW w:type="dxa" w:w="2160"/>
+          </w:tcPr>
+          <w:p>
+            <w:r>
+              <w:t>12%</w:t>
+            </w:r>
+          </w:p>
+        </w:tc>
+      </w:tr>
+      <w:tr>
+        <w:tc>
+          <w:tcPr>
+            <w:tcW w:type="dxa" w:w="2160"/>
+          </w:tcPr>
+          <w:p>
+            <w:r>
+              <w:t>佳禾传媒有限公司</w:t>
+            </w:r>
+          </w:p>
+        </w:tc>
+        <w:tc>
+          <w:tcPr>
+            <w:tcW w:type="dxa" w:w="2160"/>
+          </w:tcPr>
+          <w:p>
+            <w:r>
+              <w:t>云计算</w:t>
+            </w:r>
+          </w:p>
+        </w:tc>
+        <w:tc>
+          <w:tcPr>
+            <w:tcW w:type="dxa" w:w="2160"/>
+          </w:tcPr>
+          <w:p>
+            <w:r>
+              <w:t>537亿</w:t>
+            </w:r>
+          </w:p>
+        </w:tc>
+        <w:tc>
+          <w:tcPr>
+            <w:tcW w:type="dxa" w:w="2160"/>
+          </w:tcPr>
+          <w:p>
+            <w:r>
+              <w:t>20%</w:t>
+            </w:r>
+          </w:p>
+        </w:tc>
+      </w:tr>
+      <w:tr>
+        <w:tc>
+          <w:tcPr>
+            <w:tcW w:type="dxa" w:w="2160"/>
+          </w:tcPr>
+          <w:p>
+            <w:r>
+              <w:t>联软网络有限公司</w:t>
+            </w:r>
+          </w:p>
+        </w:tc>
+        <w:tc>
+          <w:tcPr>
+            <w:tcW w:type="dxa" w:w="2160"/>
+          </w:tcPr>
+          <w:p>
+            <w:r>
+              <w:t>半导体</w:t>
+            </w:r>
+          </w:p>
+        </w:tc>
+        <w:tc>
+          <w:tcPr>
+            <w:tcW w:type="dxa" w:w="2160"/>
+          </w:tcPr>
+          <w:p>
+            <w:r>
+              <w:t>668亿</w:t>
+            </w:r>
+          </w:p>
+        </w:tc>
+        <w:tc>
+          <w:tcPr>
+            <w:tcW w:type="dxa" w:w="2160"/>
+          </w:tcPr>
+          <w:p>
+            <w:r>
+              <w:t>5%</w:t>
+            </w:r>
+          </w:p>
+        </w:tc>
+      </w:tr>
+      <w:tr>
+        <w:tc>
+          <w:tcPr>
+            <w:tcW w:type="dxa" w:w="2160"/>
+          </w:tcPr>
+          <w:p>
+            <w:r>
+              <w:t>方正科技信息有限公司</w:t>
+            </w:r>
+          </w:p>
+        </w:tc>
+        <w:tc>
+          <w:tcPr>
+            <w:tcW w:type="dxa" w:w="2160"/>
+          </w:tcPr>
+          <w:p>
+            <w:r>
+              <w:t>消费科技</w:t>
+            </w:r>
+          </w:p>
+        </w:tc>
+        <w:tc>
+          <w:tcPr>
+            <w:tcW w:type="dxa" w:w="2160"/>
+          </w:tcPr>
+          <w:p>
+            <w:r>
+              <w:t>538亿</w:t>
+            </w:r>
+          </w:p>
+        </w:tc>
+        <w:tc>
+          <w:tcPr>
+            <w:tcW w:type="dxa" w:w="2160"/>
+          </w:tcPr>
+          <w:p>
+            <w:r>
+              <w:t>29%</w:t>
+            </w:r>
+          </w:p>
+        </w:tc>
+      </w:tr>
+      <w:tr>
+        <w:tc>
+          <w:tcPr>
+            <w:tcW w:type="dxa" w:w="2160"/>
+          </w:tcPr>
+          <w:p>
+            <w:r>
+              <w:t>新格林耐特网络有限公司</w:t>
+            </w:r>
+          </w:p>
+        </w:tc>
+        <w:tc>
+          <w:tcPr>
+            <w:tcW w:type="dxa" w:w="2160"/>
+          </w:tcPr>
+          <w:p>
+            <w:r>
+              <w:t>人工智能</w:t>
+            </w:r>
+          </w:p>
+        </w:tc>
+        <w:tc>
+          <w:tcPr>
+            <w:tcW w:type="dxa" w:w="2160"/>
+          </w:tcPr>
+          <w:p>
+            <w:r>
+              <w:t>718亿</w:t>
+            </w:r>
+          </w:p>
+        </w:tc>
+        <w:tc>
+          <w:tcPr>
+            <w:tcW w:type="dxa" w:w="2160"/>
+          </w:tcPr>
+          <w:p>
+            <w:r>
+              <w:t>16%</w:t>
+            </w:r>
+          </w:p>
+        </w:tc>
+      </w:tr>
+      <w:tr>
+        <w:tc>
+          <w:tcPr>
+            <w:tcW w:type="dxa" w:w="2160"/>
+          </w:tcPr>
+          <w:p>
+            <w:r>
+              <w:t>巨奥传媒有限公司</w:t>
+            </w:r>
+          </w:p>
+        </w:tc>
+        <w:tc>
+          <w:tcPr>
+            <w:tcW w:type="dxa" w:w="2160"/>
+          </w:tcPr>
+          <w:p>
+            <w:r>
+              <w:t>人工智能</w:t>
+            </w:r>
+          </w:p>
+        </w:tc>
+        <w:tc>
+          <w:tcPr>
+            <w:tcW w:type="dxa" w:w="2160"/>
+          </w:tcPr>
+          <w:p>
+            <w:r>
+              <w:t>314亿</w:t>
+            </w:r>
+          </w:p>
+        </w:tc>
+        <w:tc>
+          <w:tcPr>
+            <w:tcW w:type="dxa" w:w="2160"/>
+          </w:tcPr>
+          <w:p>
+            <w:r>
+              <w:t>5%</w:t>
+            </w:r>
+          </w:p>
+        </w:tc>
+      </w:tr>
+      <w:tr>
+        <w:tc>
+          <w:tcPr>
+            <w:tcW w:type="dxa" w:w="2160"/>
+          </w:tcPr>
+          <w:p>
+            <w:r>
+              <w:t>昊嘉科技有限公司</w:t>
+            </w:r>
+          </w:p>
+        </w:tc>
+        <w:tc>
+          <w:tcPr>
+            <w:tcW w:type="dxa" w:w="2160"/>
+          </w:tcPr>
+          <w:p>
+            <w:r>
+              <w:t>医疗科技</w:t>
+            </w:r>
+          </w:p>
+        </w:tc>
+        <w:tc>
+          <w:tcPr>
+            <w:tcW w:type="dxa" w:w="2160"/>
+          </w:tcPr>
+          <w:p>
+            <w:r>
+              <w:t>594亿</w:t>
+            </w:r>
+          </w:p>
+        </w:tc>
+        <w:tc>
+          <w:tcPr>
+            <w:tcW w:type="dxa" w:w="2160"/>
+          </w:tcPr>
+          <w:p>
+            <w:r>
+              <w:t>27%</w:t>
+            </w:r>
+          </w:p>
+        </w:tc>
+      </w:tr>
+      <w:tr>
+        <w:tc>
+          <w:tcPr>
+            <w:tcW w:type="dxa" w:w="2160"/>
+          </w:tcPr>
+          <w:p>
+            <w:r>
+              <w:t>富罳网络有限公司</w:t>
+            </w:r>
+          </w:p>
+        </w:tc>
+        <w:tc>
+          <w:tcPr>
+            <w:tcW w:type="dxa" w:w="2160"/>
+          </w:tcPr>
+          <w:p>
+            <w:r>
+              <w:t>新能源</w:t>
+            </w:r>
+          </w:p>
+        </w:tc>
+        <w:tc>
+          <w:tcPr>
+            <w:tcW w:type="dxa" w:w="2160"/>
+          </w:tcPr>
+          <w:p>
+            <w:r>
+              <w:t>469亿</w:t>
+            </w:r>
+          </w:p>
+        </w:tc>
+        <w:tc>
+          <w:tcPr>
+            <w:tcW w:type="dxa" w:w="2160"/>
+          </w:tcPr>
+          <w:p>
+            <w:r>
+              <w:t>21%</w:t>
+            </w:r>
+          </w:p>
+        </w:tc>
+      </w:tr>
+    </w:tbl>
+    <w:p>
+      <w:pPr>
+        <w:pStyle w:val="Heading1"/>
+      </w:pPr>
+      <w:r>
+        <w:t>行业分析 4</w:t>
+      </w:r>
+    </w:p>
+    <w:p>
+      <w:r>
+        <w:br/>
+        <w:t>根据内部财务模型测算，昊嘉科技有限公司 在未来三年</w:t>
+        <w:br/>
+        <w:t>收入复合增长率预计可达到 35% 左右。</w:t>
+        <w:br/>
+        <w:t>该预测基于行业需求增长以及公司产能扩张计划。</w:t>
+        <w:br/>
+      </w:r>
+    </w:p>
+    <w:p>
+      <w:r>
+        <w:br/>
+        <w:t>根据内部财务模型测算，飞利信科技有限公司 在未来三年</w:t>
+        <w:br/>
+        <w:t>收入复合增长率预计可达到 32% 左右。</w:t>
+        <w:br/>
+        <w:t>该预测基于行业需求增长以及公司产能扩张计划。</w:t>
+        <w:br/>
+      </w:r>
+    </w:p>
+    <w:p>
+      <w:r>
+        <w:br/>
+        <w:t>风险管理部认为，人工智能 行业仍然面临若干</w:t>
+        <w:br/>
+        <w:t>不确定性因素，包括技术迭代风险、政策变化、</w:t>
+        <w:br/>
+        <w:t>以及市场竞争加剧等问题。</w:t>
+        <w:br/>
+      </w:r>
+    </w:p>
+    <w:p>
+      <w:r>
+        <w:br/>
+        <w:t>从产业链角度看，人工智能 行业主要由上游设备厂商、</w:t>
+        <w:br/>
+        <w:t>中游平台企业以及下游应用厂商组成。</w:t>
+        <w:br/>
+        <w:t>明腾传媒有限公司 主要位于产业链的 上游 环节。</w:t>
+        <w:br/>
+      </w:r>
+    </w:p>
+    <w:p>
+      <w:r>
+        <w:br/>
+        <w:t>根据内部财务模型测算，华泰通安网络有限公司 在未来三年</w:t>
+        <w:br/>
+        <w:t>收入复合增长率预计可达到 17% 左右。</w:t>
+        <w:br/>
+        <w:t>该预测基于行业需求增长以及公司产能扩张计划。</w:t>
+        <w:br/>
+      </w:r>
+    </w:p>
+    <w:p>
+      <w:r>
+        <w:br/>
+        <w:t>根据内部财务模型测算，方正科技传媒有限公司 在未来三年</w:t>
+        <w:br/>
+        <w:t>收入复合增长率预计可达到 13% 左右。</w:t>
+        <w:br/>
+        <w:t>该预测基于行业需求增长以及公司产能扩张计划。</w:t>
+        <w:br/>
+      </w:r>
+    </w:p>
+    <w:p>
+      <w:r>
+        <w:br/>
+        <w:t>从产业链角度看，人工智能 行业主要由上游设备厂商、</w:t>
+        <w:br/>
+        <w:t>中游平台企业以及下游应用厂商组成。</w:t>
+        <w:br/>
+        <w:t>明腾传媒有限公司 主要位于产业链的 上游 环节。</w:t>
+        <w:br/>
+      </w:r>
+    </w:p>
+    <w:p>
+      <w:r>
+        <w:br/>
+        <w:t>根据内部财务模型测算，飞海科技传媒有限公司 在未来三年</w:t>
+        <w:br/>
+        <w:t>收入复合增长率预计可达到 12% 左右。</w:t>
         <w:br/>
         <w:t>该预测基于行业需求增长以及公司产能扩张计划。</w:t>
         <w:br/>
@@ -3300,7 +2522,7 @@
           </w:tcPr>
           <w:p>
             <w:r>
-              <w:t>九方信息有限公司</w:t>
+              <w:t>富罳网络有限公司</w:t>
             </w:r>
           </w:p>
         </w:tc>
@@ -3320,17 +2542,17 @@
           </w:tcPr>
           <w:p>
             <w:r>
-              <w:t>455亿</w:t>
-            </w:r>
-          </w:p>
-        </w:tc>
-        <w:tc>
-          <w:tcPr>
-            <w:tcW w:type="dxa" w:w="2160"/>
-          </w:tcPr>
-          <w:p>
-            <w:r>
-              <w:t>7%</w:t>
+              <w:t>753亿</w:t>
+            </w:r>
+          </w:p>
+        </w:tc>
+        <w:tc>
+          <w:tcPr>
+            <w:tcW w:type="dxa" w:w="2160"/>
+          </w:tcPr>
+          <w:p>
+            <w:r>
+              <w:t>24%</w:t>
             </w:r>
           </w:p>
         </w:tc>
@@ -3342,37 +2564,37 @@
           </w:tcPr>
           <w:p>
             <w:r>
-              <w:t>昂歌信息科技有限公司</w:t>
-            </w:r>
-          </w:p>
-        </w:tc>
-        <w:tc>
-          <w:tcPr>
-            <w:tcW w:type="dxa" w:w="2160"/>
-          </w:tcPr>
-          <w:p>
-            <w:r>
-              <w:t>消费科技</w:t>
-            </w:r>
-          </w:p>
-        </w:tc>
-        <w:tc>
-          <w:tcPr>
-            <w:tcW w:type="dxa" w:w="2160"/>
-          </w:tcPr>
-          <w:p>
-            <w:r>
-              <w:t>567亿</w:t>
-            </w:r>
-          </w:p>
-        </w:tc>
-        <w:tc>
-          <w:tcPr>
-            <w:tcW w:type="dxa" w:w="2160"/>
-          </w:tcPr>
-          <w:p>
-            <w:r>
-              <w:t>7%</w:t>
+              <w:t>艾提科信科技有限公司</w:t>
+            </w:r>
+          </w:p>
+        </w:tc>
+        <w:tc>
+          <w:tcPr>
+            <w:tcW w:type="dxa" w:w="2160"/>
+          </w:tcPr>
+          <w:p>
+            <w:r>
+              <w:t>云计算</w:t>
+            </w:r>
+          </w:p>
+        </w:tc>
+        <w:tc>
+          <w:tcPr>
+            <w:tcW w:type="dxa" w:w="2160"/>
+          </w:tcPr>
+          <w:p>
+            <w:r>
+              <w:t>261亿</w:t>
+            </w:r>
+          </w:p>
+        </w:tc>
+        <w:tc>
+          <w:tcPr>
+            <w:tcW w:type="dxa" w:w="2160"/>
+          </w:tcPr>
+          <w:p>
+            <w:r>
+              <w:t>21%</w:t>
             </w:r>
           </w:p>
         </w:tc>
@@ -3384,37 +2606,37 @@
           </w:tcPr>
           <w:p>
             <w:r>
-              <w:t>南康网络有限公司</w:t>
-            </w:r>
-          </w:p>
-        </w:tc>
-        <w:tc>
-          <w:tcPr>
-            <w:tcW w:type="dxa" w:w="2160"/>
-          </w:tcPr>
-          <w:p>
-            <w:r>
-              <w:t>消费科技</w:t>
-            </w:r>
-          </w:p>
-        </w:tc>
-        <w:tc>
-          <w:tcPr>
-            <w:tcW w:type="dxa" w:w="2160"/>
-          </w:tcPr>
-          <w:p>
-            <w:r>
-              <w:t>212亿</w:t>
-            </w:r>
-          </w:p>
-        </w:tc>
-        <w:tc>
-          <w:tcPr>
-            <w:tcW w:type="dxa" w:w="2160"/>
-          </w:tcPr>
-          <w:p>
-            <w:r>
-              <w:t>27%</w:t>
+              <w:t>精芯信息有限公司</w:t>
+            </w:r>
+          </w:p>
+        </w:tc>
+        <w:tc>
+          <w:tcPr>
+            <w:tcW w:type="dxa" w:w="2160"/>
+          </w:tcPr>
+          <w:p>
+            <w:r>
+              <w:t>半导体</w:t>
+            </w:r>
+          </w:p>
+        </w:tc>
+        <w:tc>
+          <w:tcPr>
+            <w:tcW w:type="dxa" w:w="2160"/>
+          </w:tcPr>
+          <w:p>
+            <w:r>
+              <w:t>376亿</w:t>
+            </w:r>
+          </w:p>
+        </w:tc>
+        <w:tc>
+          <w:tcPr>
+            <w:tcW w:type="dxa" w:w="2160"/>
+          </w:tcPr>
+          <w:p>
+            <w:r>
+              <w:t>11%</w:t>
             </w:r>
           </w:p>
         </w:tc>
@@ -3426,7 +2648,7 @@
           </w:tcPr>
           <w:p>
             <w:r>
-              <w:t>华远软件信息有限公司</w:t>
+              <w:t>精芯信息有限公司</w:t>
             </w:r>
           </w:p>
         </w:tc>
@@ -3446,17 +2668,17 @@
           </w:tcPr>
           <w:p>
             <w:r>
-              <w:t>690亿</w:t>
-            </w:r>
-          </w:p>
-        </w:tc>
-        <w:tc>
-          <w:tcPr>
-            <w:tcW w:type="dxa" w:w="2160"/>
-          </w:tcPr>
-          <w:p>
-            <w:r>
-              <w:t>6%</w:t>
+              <w:t>147亿</w:t>
+            </w:r>
+          </w:p>
+        </w:tc>
+        <w:tc>
+          <w:tcPr>
+            <w:tcW w:type="dxa" w:w="2160"/>
+          </w:tcPr>
+          <w:p>
+            <w:r>
+              <w:t>20%</w:t>
             </w:r>
           </w:p>
         </w:tc>
@@ -3468,37 +2690,37 @@
           </w:tcPr>
           <w:p>
             <w:r>
-              <w:t>凌云网络有限公司</w:t>
-            </w:r>
-          </w:p>
-        </w:tc>
-        <w:tc>
-          <w:tcPr>
-            <w:tcW w:type="dxa" w:w="2160"/>
-          </w:tcPr>
-          <w:p>
-            <w:r>
-              <w:t>医疗科技</w:t>
-            </w:r>
-          </w:p>
-        </w:tc>
-        <w:tc>
-          <w:tcPr>
-            <w:tcW w:type="dxa" w:w="2160"/>
-          </w:tcPr>
-          <w:p>
-            <w:r>
-              <w:t>226亿</w:t>
-            </w:r>
-          </w:p>
-        </w:tc>
-        <w:tc>
-          <w:tcPr>
-            <w:tcW w:type="dxa" w:w="2160"/>
-          </w:tcPr>
-          <w:p>
-            <w:r>
-              <w:t>30%</w:t>
+              <w:t>泰麒麟网络有限公司</w:t>
+            </w:r>
+          </w:p>
+        </w:tc>
+        <w:tc>
+          <w:tcPr>
+            <w:tcW w:type="dxa" w:w="2160"/>
+          </w:tcPr>
+          <w:p>
+            <w:r>
+              <w:t>云计算</w:t>
+            </w:r>
+          </w:p>
+        </w:tc>
+        <w:tc>
+          <w:tcPr>
+            <w:tcW w:type="dxa" w:w="2160"/>
+          </w:tcPr>
+          <w:p>
+            <w:r>
+              <w:t>252亿</w:t>
+            </w:r>
+          </w:p>
+        </w:tc>
+        <w:tc>
+          <w:tcPr>
+            <w:tcW w:type="dxa" w:w="2160"/>
+          </w:tcPr>
+          <w:p>
+            <w:r>
+              <w:t>21%</w:t>
             </w:r>
           </w:p>
         </w:tc>
@@ -3510,37 +2732,37 @@
           </w:tcPr>
           <w:p>
             <w:r>
-              <w:t>九方信息有限公司</w:t>
-            </w:r>
-          </w:p>
-        </w:tc>
-        <w:tc>
-          <w:tcPr>
-            <w:tcW w:type="dxa" w:w="2160"/>
-          </w:tcPr>
-          <w:p>
-            <w:r>
-              <w:t>新能源</w:t>
-            </w:r>
-          </w:p>
-        </w:tc>
-        <w:tc>
-          <w:tcPr>
-            <w:tcW w:type="dxa" w:w="2160"/>
-          </w:tcPr>
-          <w:p>
-            <w:r>
-              <w:t>516亿</w:t>
-            </w:r>
-          </w:p>
-        </w:tc>
-        <w:tc>
-          <w:tcPr>
-            <w:tcW w:type="dxa" w:w="2160"/>
-          </w:tcPr>
-          <w:p>
-            <w:r>
-              <w:t>19%</w:t>
+              <w:t>联通时科传媒有限公司</w:t>
+            </w:r>
+          </w:p>
+        </w:tc>
+        <w:tc>
+          <w:tcPr>
+            <w:tcW w:type="dxa" w:w="2160"/>
+          </w:tcPr>
+          <w:p>
+            <w:r>
+              <w:t>消费科技</w:t>
+            </w:r>
+          </w:p>
+        </w:tc>
+        <w:tc>
+          <w:tcPr>
+            <w:tcW w:type="dxa" w:w="2160"/>
+          </w:tcPr>
+          <w:p>
+            <w:r>
+              <w:t>774亿</w:t>
+            </w:r>
+          </w:p>
+        </w:tc>
+        <w:tc>
+          <w:tcPr>
+            <w:tcW w:type="dxa" w:w="2160"/>
+          </w:tcPr>
+          <w:p>
+            <w:r>
+              <w:t>6%</w:t>
             </w:r>
           </w:p>
         </w:tc>
@@ -3552,37 +2774,37 @@
           </w:tcPr>
           <w:p>
             <w:r>
-              <w:t>东方峻景网络有限公司</w:t>
-            </w:r>
-          </w:p>
-        </w:tc>
-        <w:tc>
-          <w:tcPr>
-            <w:tcW w:type="dxa" w:w="2160"/>
-          </w:tcPr>
-          <w:p>
-            <w:r>
-              <w:t>机器人</w:t>
-            </w:r>
-          </w:p>
-        </w:tc>
-        <w:tc>
-          <w:tcPr>
-            <w:tcW w:type="dxa" w:w="2160"/>
-          </w:tcPr>
-          <w:p>
-            <w:r>
-              <w:t>270亿</w:t>
-            </w:r>
-          </w:p>
-        </w:tc>
-        <w:tc>
-          <w:tcPr>
-            <w:tcW w:type="dxa" w:w="2160"/>
-          </w:tcPr>
-          <w:p>
-            <w:r>
-              <w:t>13%</w:t>
+              <w:t>昂歌信息信息有限公司</w:t>
+            </w:r>
+          </w:p>
+        </w:tc>
+        <w:tc>
+          <w:tcPr>
+            <w:tcW w:type="dxa" w:w="2160"/>
+          </w:tcPr>
+          <w:p>
+            <w:r>
+              <w:t>消费科技</w:t>
+            </w:r>
+          </w:p>
+        </w:tc>
+        <w:tc>
+          <w:tcPr>
+            <w:tcW w:type="dxa" w:w="2160"/>
+          </w:tcPr>
+          <w:p>
+            <w:r>
+              <w:t>125亿</w:t>
+            </w:r>
+          </w:p>
+        </w:tc>
+        <w:tc>
+          <w:tcPr>
+            <w:tcW w:type="dxa" w:w="2160"/>
+          </w:tcPr>
+          <w:p>
+            <w:r>
+              <w:t>29%</w:t>
             </w:r>
           </w:p>
         </w:tc>
@@ -3594,37 +2816,37 @@
           </w:tcPr>
           <w:p>
             <w:r>
-              <w:t>九方信息有限公司</w:t>
-            </w:r>
-          </w:p>
-        </w:tc>
-        <w:tc>
-          <w:tcPr>
-            <w:tcW w:type="dxa" w:w="2160"/>
-          </w:tcPr>
-          <w:p>
-            <w:r>
-              <w:t>新能源</w:t>
-            </w:r>
-          </w:p>
-        </w:tc>
-        <w:tc>
-          <w:tcPr>
-            <w:tcW w:type="dxa" w:w="2160"/>
-          </w:tcPr>
-          <w:p>
-            <w:r>
-              <w:t>680亿</w:t>
-            </w:r>
-          </w:p>
-        </w:tc>
-        <w:tc>
-          <w:tcPr>
-            <w:tcW w:type="dxa" w:w="2160"/>
-          </w:tcPr>
-          <w:p>
-            <w:r>
-              <w:t>19%</w:t>
+              <w:t>中建创业科技有限公司</w:t>
+            </w:r>
+          </w:p>
+        </w:tc>
+        <w:tc>
+          <w:tcPr>
+            <w:tcW w:type="dxa" w:w="2160"/>
+          </w:tcPr>
+          <w:p>
+            <w:r>
+              <w:t>半导体</w:t>
+            </w:r>
+          </w:p>
+        </w:tc>
+        <w:tc>
+          <w:tcPr>
+            <w:tcW w:type="dxa" w:w="2160"/>
+          </w:tcPr>
+          <w:p>
+            <w:r>
+              <w:t>287亿</w:t>
+            </w:r>
+          </w:p>
+        </w:tc>
+        <w:tc>
+          <w:tcPr>
+            <w:tcW w:type="dxa" w:w="2160"/>
+          </w:tcPr>
+          <w:p>
+            <w:r>
+              <w:t>7%</w:t>
             </w:r>
           </w:p>
         </w:tc>
@@ -3636,7 +2858,7 @@
           </w:tcPr>
           <w:p>
             <w:r>
-              <w:t>雨林木风计算机网络有限公司</w:t>
+              <w:t>华成育卓科技有限公司</w:t>
             </w:r>
           </w:p>
         </w:tc>
@@ -3656,17 +2878,17 @@
           </w:tcPr>
           <w:p>
             <w:r>
-              <w:t>640亿</w:t>
-            </w:r>
-          </w:p>
-        </w:tc>
-        <w:tc>
-          <w:tcPr>
-            <w:tcW w:type="dxa" w:w="2160"/>
-          </w:tcPr>
-          <w:p>
-            <w:r>
-              <w:t>9%</w:t>
+              <w:t>290亿</w:t>
+            </w:r>
+          </w:p>
+        </w:tc>
+        <w:tc>
+          <w:tcPr>
+            <w:tcW w:type="dxa" w:w="2160"/>
+          </w:tcPr>
+          <w:p>
+            <w:r>
+              <w:t>25%</w:t>
             </w:r>
           </w:p>
         </w:tc>
@@ -3678,37 +2900,37 @@
           </w:tcPr>
           <w:p>
             <w:r>
-              <w:t>浦华众城科技有限公司</w:t>
-            </w:r>
-          </w:p>
-        </w:tc>
-        <w:tc>
-          <w:tcPr>
-            <w:tcW w:type="dxa" w:w="2160"/>
-          </w:tcPr>
-          <w:p>
-            <w:r>
-              <w:t>半导体</w:t>
-            </w:r>
-          </w:p>
-        </w:tc>
-        <w:tc>
-          <w:tcPr>
-            <w:tcW w:type="dxa" w:w="2160"/>
-          </w:tcPr>
-          <w:p>
-            <w:r>
-              <w:t>571亿</w:t>
-            </w:r>
-          </w:p>
-        </w:tc>
-        <w:tc>
-          <w:tcPr>
-            <w:tcW w:type="dxa" w:w="2160"/>
-          </w:tcPr>
-          <w:p>
-            <w:r>
-              <w:t>18%</w:t>
+              <w:t>巨奥传媒有限公司</w:t>
+            </w:r>
+          </w:p>
+        </w:tc>
+        <w:tc>
+          <w:tcPr>
+            <w:tcW w:type="dxa" w:w="2160"/>
+          </w:tcPr>
+          <w:p>
+            <w:r>
+              <w:t>人工智能</w:t>
+            </w:r>
+          </w:p>
+        </w:tc>
+        <w:tc>
+          <w:tcPr>
+            <w:tcW w:type="dxa" w:w="2160"/>
+          </w:tcPr>
+          <w:p>
+            <w:r>
+              <w:t>475亿</w:t>
+            </w:r>
+          </w:p>
+        </w:tc>
+        <w:tc>
+          <w:tcPr>
+            <w:tcW w:type="dxa" w:w="2160"/>
+          </w:tcPr>
+          <w:p>
+            <w:r>
+              <w:t>20%</w:t>
             </w:r>
           </w:p>
         </w:tc>
@@ -3720,37 +2942,37 @@
           </w:tcPr>
           <w:p>
             <w:r>
-              <w:t>和泰传媒有限公司</w:t>
-            </w:r>
-          </w:p>
-        </w:tc>
-        <w:tc>
-          <w:tcPr>
-            <w:tcW w:type="dxa" w:w="2160"/>
-          </w:tcPr>
-          <w:p>
-            <w:r>
-              <w:t>消费科技</w:t>
-            </w:r>
-          </w:p>
-        </w:tc>
-        <w:tc>
-          <w:tcPr>
-            <w:tcW w:type="dxa" w:w="2160"/>
-          </w:tcPr>
-          <w:p>
-            <w:r>
-              <w:t>459亿</w:t>
-            </w:r>
-          </w:p>
-        </w:tc>
-        <w:tc>
-          <w:tcPr>
-            <w:tcW w:type="dxa" w:w="2160"/>
-          </w:tcPr>
-          <w:p>
-            <w:r>
-              <w:t>27%</w:t>
+              <w:t>良诺科技有限公司</w:t>
+            </w:r>
+          </w:p>
+        </w:tc>
+        <w:tc>
+          <w:tcPr>
+            <w:tcW w:type="dxa" w:w="2160"/>
+          </w:tcPr>
+          <w:p>
+            <w:r>
+              <w:t>云计算</w:t>
+            </w:r>
+          </w:p>
+        </w:tc>
+        <w:tc>
+          <w:tcPr>
+            <w:tcW w:type="dxa" w:w="2160"/>
+          </w:tcPr>
+          <w:p>
+            <w:r>
+              <w:t>309亿</w:t>
+            </w:r>
+          </w:p>
+        </w:tc>
+        <w:tc>
+          <w:tcPr>
+            <w:tcW w:type="dxa" w:w="2160"/>
+          </w:tcPr>
+          <w:p>
+            <w:r>
+              <w:t>21%</w:t>
             </w:r>
           </w:p>
         </w:tc>
@@ -3762,37 +2984,37 @@
           </w:tcPr>
           <w:p>
             <w:r>
-              <w:t>万迅电脑网络有限公司</w:t>
-            </w:r>
-          </w:p>
-        </w:tc>
-        <w:tc>
-          <w:tcPr>
-            <w:tcW w:type="dxa" w:w="2160"/>
-          </w:tcPr>
-          <w:p>
-            <w:r>
-              <w:t>半导体</w:t>
-            </w:r>
-          </w:p>
-        </w:tc>
-        <w:tc>
-          <w:tcPr>
-            <w:tcW w:type="dxa" w:w="2160"/>
-          </w:tcPr>
-          <w:p>
-            <w:r>
-              <w:t>475亿</w:t>
-            </w:r>
-          </w:p>
-        </w:tc>
-        <w:tc>
-          <w:tcPr>
-            <w:tcW w:type="dxa" w:w="2160"/>
-          </w:tcPr>
-          <w:p>
-            <w:r>
-              <w:t>25%</w:t>
+              <w:t>戴硕电子网络有限公司</w:t>
+            </w:r>
+          </w:p>
+        </w:tc>
+        <w:tc>
+          <w:tcPr>
+            <w:tcW w:type="dxa" w:w="2160"/>
+          </w:tcPr>
+          <w:p>
+            <w:r>
+              <w:t>新能源</w:t>
+            </w:r>
+          </w:p>
+        </w:tc>
+        <w:tc>
+          <w:tcPr>
+            <w:tcW w:type="dxa" w:w="2160"/>
+          </w:tcPr>
+          <w:p>
+            <w:r>
+              <w:t>678亿</w:t>
+            </w:r>
+          </w:p>
+        </w:tc>
+        <w:tc>
+          <w:tcPr>
+            <w:tcW w:type="dxa" w:w="2160"/>
+          </w:tcPr>
+          <w:p>
+            <w:r>
+              <w:t>15%</w:t>
             </w:r>
           </w:p>
         </w:tc>
@@ -3804,37 +3026,37 @@
           </w:tcPr>
           <w:p>
             <w:r>
-              <w:t>创亿网络有限公司</w:t>
-            </w:r>
-          </w:p>
-        </w:tc>
-        <w:tc>
-          <w:tcPr>
-            <w:tcW w:type="dxa" w:w="2160"/>
-          </w:tcPr>
-          <w:p>
-            <w:r>
-              <w:t>云计算</w:t>
-            </w:r>
-          </w:p>
-        </w:tc>
-        <w:tc>
-          <w:tcPr>
-            <w:tcW w:type="dxa" w:w="2160"/>
-          </w:tcPr>
-          <w:p>
-            <w:r>
-              <w:t>233亿</w:t>
-            </w:r>
-          </w:p>
-        </w:tc>
-        <w:tc>
-          <w:tcPr>
-            <w:tcW w:type="dxa" w:w="2160"/>
-          </w:tcPr>
-          <w:p>
-            <w:r>
-              <w:t>28%</w:t>
+              <w:t>通际名联科技有限公司</w:t>
+            </w:r>
+          </w:p>
+        </w:tc>
+        <w:tc>
+          <w:tcPr>
+            <w:tcW w:type="dxa" w:w="2160"/>
+          </w:tcPr>
+          <w:p>
+            <w:r>
+              <w:t>人工智能</w:t>
+            </w:r>
+          </w:p>
+        </w:tc>
+        <w:tc>
+          <w:tcPr>
+            <w:tcW w:type="dxa" w:w="2160"/>
+          </w:tcPr>
+          <w:p>
+            <w:r>
+              <w:t>160亿</w:t>
+            </w:r>
+          </w:p>
+        </w:tc>
+        <w:tc>
+          <w:tcPr>
+            <w:tcW w:type="dxa" w:w="2160"/>
+          </w:tcPr>
+          <w:p>
+            <w:r>
+              <w:t>18%</w:t>
             </w:r>
           </w:p>
         </w:tc>
@@ -3846,37 +3068,37 @@
           </w:tcPr>
           <w:p>
             <w:r>
-              <w:t>精芯信息有限公司</w:t>
-            </w:r>
-          </w:p>
-        </w:tc>
-        <w:tc>
-          <w:tcPr>
-            <w:tcW w:type="dxa" w:w="2160"/>
-          </w:tcPr>
-          <w:p>
-            <w:r>
-              <w:t>消费科技</w:t>
-            </w:r>
-          </w:p>
-        </w:tc>
-        <w:tc>
-          <w:tcPr>
-            <w:tcW w:type="dxa" w:w="2160"/>
-          </w:tcPr>
-          <w:p>
-            <w:r>
-              <w:t>504亿</w:t>
-            </w:r>
-          </w:p>
-        </w:tc>
-        <w:tc>
-          <w:tcPr>
-            <w:tcW w:type="dxa" w:w="2160"/>
-          </w:tcPr>
-          <w:p>
-            <w:r>
-              <w:t>12%</w:t>
+              <w:t>良诺科技有限公司</w:t>
+            </w:r>
+          </w:p>
+        </w:tc>
+        <w:tc>
+          <w:tcPr>
+            <w:tcW w:type="dxa" w:w="2160"/>
+          </w:tcPr>
+          <w:p>
+            <w:r>
+              <w:t>云计算</w:t>
+            </w:r>
+          </w:p>
+        </w:tc>
+        <w:tc>
+          <w:tcPr>
+            <w:tcW w:type="dxa" w:w="2160"/>
+          </w:tcPr>
+          <w:p>
+            <w:r>
+              <w:t>502亿</w:t>
+            </w:r>
+          </w:p>
+        </w:tc>
+        <w:tc>
+          <w:tcPr>
+            <w:tcW w:type="dxa" w:w="2160"/>
+          </w:tcPr>
+          <w:p>
+            <w:r>
+              <w:t>29%</w:t>
             </w:r>
           </w:p>
         </w:tc>
@@ -3888,7 +3110,201 @@
           </w:tcPr>
           <w:p>
             <w:r>
-              <w:t>雨林木风计算机科技有限公司</w:t>
+              <w:t>佳禾传媒有限公司</w:t>
+            </w:r>
+          </w:p>
+        </w:tc>
+        <w:tc>
+          <w:tcPr>
+            <w:tcW w:type="dxa" w:w="2160"/>
+          </w:tcPr>
+          <w:p>
+            <w:r>
+              <w:t>云计算</w:t>
+            </w:r>
+          </w:p>
+        </w:tc>
+        <w:tc>
+          <w:tcPr>
+            <w:tcW w:type="dxa" w:w="2160"/>
+          </w:tcPr>
+          <w:p>
+            <w:r>
+              <w:t>404亿</w:t>
+            </w:r>
+          </w:p>
+        </w:tc>
+        <w:tc>
+          <w:tcPr>
+            <w:tcW w:type="dxa" w:w="2160"/>
+          </w:tcPr>
+          <w:p>
+            <w:r>
+              <w:t>27%</w:t>
+            </w:r>
+          </w:p>
+        </w:tc>
+      </w:tr>
+    </w:tbl>
+    <w:p>
+      <w:pPr>
+        <w:pStyle w:val="Heading1"/>
+      </w:pPr>
+      <w:r>
+        <w:t>行业分析 5</w:t>
+      </w:r>
+    </w:p>
+    <w:p>
+      <w:r>
+        <w:br/>
+        <w:t>华泰通安网络有限公司 是中国 半导体 行业的重要企业之一。</w:t>
+        <w:br/>
+        <w:t>根据华辰资本 投资策略部 的研究，该公司成立于 2007 年，</w:t>
+        <w:br/>
+        <w:t>目前员工规模约 3086 人。公司近年来持续加大研发投入，</w:t>
+        <w:br/>
+        <w:t>在核心技术方面形成了较强的竞争壁垒。</w:t>
+        <w:br/>
+      </w:r>
+    </w:p>
+    <w:p>
+      <w:r>
+        <w:br/>
+        <w:t>从产业链角度看，半导体 行业主要由上游设备厂商、</w:t>
+        <w:br/>
+        <w:t>中游平台企业以及下游应用厂商组成。</w:t>
+        <w:br/>
+        <w:t>联软网络有限公司 主要位于产业链的 下游 环节。</w:t>
+        <w:br/>
+      </w:r>
+    </w:p>
+    <w:p>
+      <w:r>
+        <w:br/>
+        <w:t>风险管理部认为，消费科技 行业仍然面临若干</w:t>
+        <w:br/>
+        <w:t>不确定性因素，包括技术迭代风险、政策变化、</w:t>
+        <w:br/>
+        <w:t>以及市场竞争加剧等问题。</w:t>
+        <w:br/>
+      </w:r>
+    </w:p>
+    <w:p>
+      <w:r>
+        <w:br/>
+        <w:t>华辰资本旗下的 HC Quant Arbitrage Fund 在最近的资产配置会议中</w:t>
+        <w:br/>
+        <w:t>讨论了 消费科技 行业的投资机会，并对 华泰通安传媒有限公司</w:t>
+        <w:br/>
+        <w:t>进行了重点评估。</w:t>
+        <w:br/>
+      </w:r>
+    </w:p>
+    <w:p>
+      <w:r>
+        <w:br/>
+        <w:t>根据内部财务模型测算，华泰通安网络有限公司 在未来三年</w:t>
+        <w:br/>
+        <w:t>收入复合增长率预计可达到 11% 左右。</w:t>
+        <w:br/>
+        <w:t>该预测基于行业需求增长以及公司产能扩张计划。</w:t>
+        <w:br/>
+      </w:r>
+    </w:p>
+    <w:p>
+      <w:r>
+        <w:br/>
+        <w:t>风险管理部认为，人工智能 行业仍然面临若干</w:t>
+        <w:br/>
+        <w:t>不确定性因素，包括技术迭代风险、政策变化、</w:t>
+        <w:br/>
+        <w:t>以及市场竞争加剧等问题。</w:t>
+        <w:br/>
+      </w:r>
+    </w:p>
+    <w:p>
+      <w:r>
+        <w:br/>
+        <w:t>风险管理部认为，半导体 行业仍然面临若干</w:t>
+        <w:br/>
+        <w:t>不确定性因素，包括技术迭代风险、政策变化、</w:t>
+        <w:br/>
+        <w:t>以及市场竞争加剧等问题。</w:t>
+        <w:br/>
+      </w:r>
+    </w:p>
+    <w:p>
+      <w:r>
+        <w:br/>
+        <w:t>从产业链角度看，新能源 行业主要由上游设备厂商、</w:t>
+        <w:br/>
+        <w:t>中游平台企业以及下游应用厂商组成。</w:t>
+        <w:br/>
+        <w:t>创汇传媒有限公司 主要位于产业链的 上游 环节。</w:t>
+        <w:br/>
+      </w:r>
+    </w:p>
+    <w:tbl>
+      <w:tblPr>
+        <w:tblW w:type="auto" w:w="0"/>
+        <w:tblLook w:firstColumn="1" w:firstRow="1" w:lastColumn="0" w:lastRow="0" w:noHBand="0" w:noVBand="1" w:val="04A0"/>
+      </w:tblPr>
+      <w:tblGrid>
+        <w:gridCol w:w="2160"/>
+        <w:gridCol w:w="2160"/>
+        <w:gridCol w:w="2160"/>
+        <w:gridCol w:w="2160"/>
+      </w:tblGrid>
+      <w:tr>
+        <w:tc>
+          <w:tcPr>
+            <w:tcW w:type="dxa" w:w="2160"/>
+          </w:tcPr>
+          <w:p>
+            <w:r>
+              <w:t>公司</w:t>
+            </w:r>
+          </w:p>
+        </w:tc>
+        <w:tc>
+          <w:tcPr>
+            <w:tcW w:type="dxa" w:w="2160"/>
+          </w:tcPr>
+          <w:p>
+            <w:r>
+              <w:t>行业</w:t>
+            </w:r>
+          </w:p>
+        </w:tc>
+        <w:tc>
+          <w:tcPr>
+            <w:tcW w:type="dxa" w:w="2160"/>
+          </w:tcPr>
+          <w:p>
+            <w:r>
+              <w:t>市值</w:t>
+            </w:r>
+          </w:p>
+        </w:tc>
+        <w:tc>
+          <w:tcPr>
+            <w:tcW w:type="dxa" w:w="2160"/>
+          </w:tcPr>
+          <w:p>
+            <w:r>
+              <w:t>增长率</w:t>
+            </w:r>
+          </w:p>
+        </w:tc>
+      </w:tr>
+      <w:tr>
+        <w:tc>
+          <w:tcPr>
+            <w:tcW w:type="dxa" w:w="2160"/>
+          </w:tcPr>
+          <w:p>
+            <w:r>
+              <w:t>巨奥传媒有限公司</w:t>
             </w:r>
           </w:p>
         </w:tc>
@@ -3908,17 +3324,605 @@
           </w:tcPr>
           <w:p>
             <w:r>
-              <w:t>202亿</w:t>
-            </w:r>
-          </w:p>
-        </w:tc>
-        <w:tc>
-          <w:tcPr>
-            <w:tcW w:type="dxa" w:w="2160"/>
-          </w:tcPr>
-          <w:p>
-            <w:r>
-              <w:t>5%</w:t>
+              <w:t>138亿</w:t>
+            </w:r>
+          </w:p>
+        </w:tc>
+        <w:tc>
+          <w:tcPr>
+            <w:tcW w:type="dxa" w:w="2160"/>
+          </w:tcPr>
+          <w:p>
+            <w:r>
+              <w:t>29%</w:t>
+            </w:r>
+          </w:p>
+        </w:tc>
+      </w:tr>
+      <w:tr>
+        <w:tc>
+          <w:tcPr>
+            <w:tcW w:type="dxa" w:w="2160"/>
+          </w:tcPr>
+          <w:p>
+            <w:r>
+              <w:t>通际名联网络有限公司</w:t>
+            </w:r>
+          </w:p>
+        </w:tc>
+        <w:tc>
+          <w:tcPr>
+            <w:tcW w:type="dxa" w:w="2160"/>
+          </w:tcPr>
+          <w:p>
+            <w:r>
+              <w:t>机器人</w:t>
+            </w:r>
+          </w:p>
+        </w:tc>
+        <w:tc>
+          <w:tcPr>
+            <w:tcW w:type="dxa" w:w="2160"/>
+          </w:tcPr>
+          <w:p>
+            <w:r>
+              <w:t>664亿</w:t>
+            </w:r>
+          </w:p>
+        </w:tc>
+        <w:tc>
+          <w:tcPr>
+            <w:tcW w:type="dxa" w:w="2160"/>
+          </w:tcPr>
+          <w:p>
+            <w:r>
+              <w:t>13%</w:t>
+            </w:r>
+          </w:p>
+        </w:tc>
+      </w:tr>
+      <w:tr>
+        <w:tc>
+          <w:tcPr>
+            <w:tcW w:type="dxa" w:w="2160"/>
+          </w:tcPr>
+          <w:p>
+            <w:r>
+              <w:t>华泰通安传媒有限公司</w:t>
+            </w:r>
+          </w:p>
+        </w:tc>
+        <w:tc>
+          <w:tcPr>
+            <w:tcW w:type="dxa" w:w="2160"/>
+          </w:tcPr>
+          <w:p>
+            <w:r>
+              <w:t>消费科技</w:t>
+            </w:r>
+          </w:p>
+        </w:tc>
+        <w:tc>
+          <w:tcPr>
+            <w:tcW w:type="dxa" w:w="2160"/>
+          </w:tcPr>
+          <w:p>
+            <w:r>
+              <w:t>134亿</w:t>
+            </w:r>
+          </w:p>
+        </w:tc>
+        <w:tc>
+          <w:tcPr>
+            <w:tcW w:type="dxa" w:w="2160"/>
+          </w:tcPr>
+          <w:p>
+            <w:r>
+              <w:t>18%</w:t>
+            </w:r>
+          </w:p>
+        </w:tc>
+      </w:tr>
+      <w:tr>
+        <w:tc>
+          <w:tcPr>
+            <w:tcW w:type="dxa" w:w="2160"/>
+          </w:tcPr>
+          <w:p>
+            <w:r>
+              <w:t>昊嘉科技有限公司</w:t>
+            </w:r>
+          </w:p>
+        </w:tc>
+        <w:tc>
+          <w:tcPr>
+            <w:tcW w:type="dxa" w:w="2160"/>
+          </w:tcPr>
+          <w:p>
+            <w:r>
+              <w:t>医疗科技</w:t>
+            </w:r>
+          </w:p>
+        </w:tc>
+        <w:tc>
+          <w:tcPr>
+            <w:tcW w:type="dxa" w:w="2160"/>
+          </w:tcPr>
+          <w:p>
+            <w:r>
+              <w:t>268亿</w:t>
+            </w:r>
+          </w:p>
+        </w:tc>
+        <w:tc>
+          <w:tcPr>
+            <w:tcW w:type="dxa" w:w="2160"/>
+          </w:tcPr>
+          <w:p>
+            <w:r>
+              <w:t>16%</w:t>
+            </w:r>
+          </w:p>
+        </w:tc>
+      </w:tr>
+      <w:tr>
+        <w:tc>
+          <w:tcPr>
+            <w:tcW w:type="dxa" w:w="2160"/>
+          </w:tcPr>
+          <w:p>
+            <w:r>
+              <w:t>昊嘉科技有限公司</w:t>
+            </w:r>
+          </w:p>
+        </w:tc>
+        <w:tc>
+          <w:tcPr>
+            <w:tcW w:type="dxa" w:w="2160"/>
+          </w:tcPr>
+          <w:p>
+            <w:r>
+              <w:t>医疗科技</w:t>
+            </w:r>
+          </w:p>
+        </w:tc>
+        <w:tc>
+          <w:tcPr>
+            <w:tcW w:type="dxa" w:w="2160"/>
+          </w:tcPr>
+          <w:p>
+            <w:r>
+              <w:t>281亿</w:t>
+            </w:r>
+          </w:p>
+        </w:tc>
+        <w:tc>
+          <w:tcPr>
+            <w:tcW w:type="dxa" w:w="2160"/>
+          </w:tcPr>
+          <w:p>
+            <w:r>
+              <w:t>27%</w:t>
+            </w:r>
+          </w:p>
+        </w:tc>
+      </w:tr>
+      <w:tr>
+        <w:tc>
+          <w:tcPr>
+            <w:tcW w:type="dxa" w:w="2160"/>
+          </w:tcPr>
+          <w:p>
+            <w:r>
+              <w:t>佳禾传媒有限公司</w:t>
+            </w:r>
+          </w:p>
+        </w:tc>
+        <w:tc>
+          <w:tcPr>
+            <w:tcW w:type="dxa" w:w="2160"/>
+          </w:tcPr>
+          <w:p>
+            <w:r>
+              <w:t>云计算</w:t>
+            </w:r>
+          </w:p>
+        </w:tc>
+        <w:tc>
+          <w:tcPr>
+            <w:tcW w:type="dxa" w:w="2160"/>
+          </w:tcPr>
+          <w:p>
+            <w:r>
+              <w:t>295亿</w:t>
+            </w:r>
+          </w:p>
+        </w:tc>
+        <w:tc>
+          <w:tcPr>
+            <w:tcW w:type="dxa" w:w="2160"/>
+          </w:tcPr>
+          <w:p>
+            <w:r>
+              <w:t>23%</w:t>
+            </w:r>
+          </w:p>
+        </w:tc>
+      </w:tr>
+      <w:tr>
+        <w:tc>
+          <w:tcPr>
+            <w:tcW w:type="dxa" w:w="2160"/>
+          </w:tcPr>
+          <w:p>
+            <w:r>
+              <w:t>信诚致远科技有限公司</w:t>
+            </w:r>
+          </w:p>
+        </w:tc>
+        <w:tc>
+          <w:tcPr>
+            <w:tcW w:type="dxa" w:w="2160"/>
+          </w:tcPr>
+          <w:p>
+            <w:r>
+              <w:t>云计算</w:t>
+            </w:r>
+          </w:p>
+        </w:tc>
+        <w:tc>
+          <w:tcPr>
+            <w:tcW w:type="dxa" w:w="2160"/>
+          </w:tcPr>
+          <w:p>
+            <w:r>
+              <w:t>134亿</w:t>
+            </w:r>
+          </w:p>
+        </w:tc>
+        <w:tc>
+          <w:tcPr>
+            <w:tcW w:type="dxa" w:w="2160"/>
+          </w:tcPr>
+          <w:p>
+            <w:r>
+              <w:t>28%</w:t>
+            </w:r>
+          </w:p>
+        </w:tc>
+      </w:tr>
+      <w:tr>
+        <w:tc>
+          <w:tcPr>
+            <w:tcW w:type="dxa" w:w="2160"/>
+          </w:tcPr>
+          <w:p>
+            <w:r>
+              <w:t>戴硕电子网络有限公司</w:t>
+            </w:r>
+          </w:p>
+        </w:tc>
+        <w:tc>
+          <w:tcPr>
+            <w:tcW w:type="dxa" w:w="2160"/>
+          </w:tcPr>
+          <w:p>
+            <w:r>
+              <w:t>新能源</w:t>
+            </w:r>
+          </w:p>
+        </w:tc>
+        <w:tc>
+          <w:tcPr>
+            <w:tcW w:type="dxa" w:w="2160"/>
+          </w:tcPr>
+          <w:p>
+            <w:r>
+              <w:t>189亿</w:t>
+            </w:r>
+          </w:p>
+        </w:tc>
+        <w:tc>
+          <w:tcPr>
+            <w:tcW w:type="dxa" w:w="2160"/>
+          </w:tcPr>
+          <w:p>
+            <w:r>
+              <w:t>19%</w:t>
+            </w:r>
+          </w:p>
+        </w:tc>
+      </w:tr>
+      <w:tr>
+        <w:tc>
+          <w:tcPr>
+            <w:tcW w:type="dxa" w:w="2160"/>
+          </w:tcPr>
+          <w:p>
+            <w:r>
+              <w:t>艾提科信科技有限公司</w:t>
+            </w:r>
+          </w:p>
+        </w:tc>
+        <w:tc>
+          <w:tcPr>
+            <w:tcW w:type="dxa" w:w="2160"/>
+          </w:tcPr>
+          <w:p>
+            <w:r>
+              <w:t>云计算</w:t>
+            </w:r>
+          </w:p>
+        </w:tc>
+        <w:tc>
+          <w:tcPr>
+            <w:tcW w:type="dxa" w:w="2160"/>
+          </w:tcPr>
+          <w:p>
+            <w:r>
+              <w:t>773亿</w:t>
+            </w:r>
+          </w:p>
+        </w:tc>
+        <w:tc>
+          <w:tcPr>
+            <w:tcW w:type="dxa" w:w="2160"/>
+          </w:tcPr>
+          <w:p>
+            <w:r>
+              <w:t>24%</w:t>
+            </w:r>
+          </w:p>
+        </w:tc>
+      </w:tr>
+      <w:tr>
+        <w:tc>
+          <w:tcPr>
+            <w:tcW w:type="dxa" w:w="2160"/>
+          </w:tcPr>
+          <w:p>
+            <w:r>
+              <w:t>图龙信息传媒有限公司</w:t>
+            </w:r>
+          </w:p>
+        </w:tc>
+        <w:tc>
+          <w:tcPr>
+            <w:tcW w:type="dxa" w:w="2160"/>
+          </w:tcPr>
+          <w:p>
+            <w:r>
+              <w:t>机器人</w:t>
+            </w:r>
+          </w:p>
+        </w:tc>
+        <w:tc>
+          <w:tcPr>
+            <w:tcW w:type="dxa" w:w="2160"/>
+          </w:tcPr>
+          <w:p>
+            <w:r>
+              <w:t>613亿</w:t>
+            </w:r>
+          </w:p>
+        </w:tc>
+        <w:tc>
+          <w:tcPr>
+            <w:tcW w:type="dxa" w:w="2160"/>
+          </w:tcPr>
+          <w:p>
+            <w:r>
+              <w:t>11%</w:t>
+            </w:r>
+          </w:p>
+        </w:tc>
+      </w:tr>
+      <w:tr>
+        <w:tc>
+          <w:tcPr>
+            <w:tcW w:type="dxa" w:w="2160"/>
+          </w:tcPr>
+          <w:p>
+            <w:r>
+              <w:t>联通时科传媒有限公司</w:t>
+            </w:r>
+          </w:p>
+        </w:tc>
+        <w:tc>
+          <w:tcPr>
+            <w:tcW w:type="dxa" w:w="2160"/>
+          </w:tcPr>
+          <w:p>
+            <w:r>
+              <w:t>消费科技</w:t>
+            </w:r>
+          </w:p>
+        </w:tc>
+        <w:tc>
+          <w:tcPr>
+            <w:tcW w:type="dxa" w:w="2160"/>
+          </w:tcPr>
+          <w:p>
+            <w:r>
+              <w:t>215亿</w:t>
+            </w:r>
+          </w:p>
+        </w:tc>
+        <w:tc>
+          <w:tcPr>
+            <w:tcW w:type="dxa" w:w="2160"/>
+          </w:tcPr>
+          <w:p>
+            <w:r>
+              <w:t>6%</w:t>
+            </w:r>
+          </w:p>
+        </w:tc>
+      </w:tr>
+      <w:tr>
+        <w:tc>
+          <w:tcPr>
+            <w:tcW w:type="dxa" w:w="2160"/>
+          </w:tcPr>
+          <w:p>
+            <w:r>
+              <w:t>浦华众城网络有限公司</w:t>
+            </w:r>
+          </w:p>
+        </w:tc>
+        <w:tc>
+          <w:tcPr>
+            <w:tcW w:type="dxa" w:w="2160"/>
+          </w:tcPr>
+          <w:p>
+            <w:r>
+              <w:t>新能源</w:t>
+            </w:r>
+          </w:p>
+        </w:tc>
+        <w:tc>
+          <w:tcPr>
+            <w:tcW w:type="dxa" w:w="2160"/>
+          </w:tcPr>
+          <w:p>
+            <w:r>
+              <w:t>624亿</w:t>
+            </w:r>
+          </w:p>
+        </w:tc>
+        <w:tc>
+          <w:tcPr>
+            <w:tcW w:type="dxa" w:w="2160"/>
+          </w:tcPr>
+          <w:p>
+            <w:r>
+              <w:t>10%</w:t>
+            </w:r>
+          </w:p>
+        </w:tc>
+      </w:tr>
+      <w:tr>
+        <w:tc>
+          <w:tcPr>
+            <w:tcW w:type="dxa" w:w="2160"/>
+          </w:tcPr>
+          <w:p>
+            <w:r>
+              <w:t>联软网络有限公司</w:t>
+            </w:r>
+          </w:p>
+        </w:tc>
+        <w:tc>
+          <w:tcPr>
+            <w:tcW w:type="dxa" w:w="2160"/>
+          </w:tcPr>
+          <w:p>
+            <w:r>
+              <w:t>半导体</w:t>
+            </w:r>
+          </w:p>
+        </w:tc>
+        <w:tc>
+          <w:tcPr>
+            <w:tcW w:type="dxa" w:w="2160"/>
+          </w:tcPr>
+          <w:p>
+            <w:r>
+              <w:t>417亿</w:t>
+            </w:r>
+          </w:p>
+        </w:tc>
+        <w:tc>
+          <w:tcPr>
+            <w:tcW w:type="dxa" w:w="2160"/>
+          </w:tcPr>
+          <w:p>
+            <w:r>
+              <w:t>14%</w:t>
+            </w:r>
+          </w:p>
+        </w:tc>
+      </w:tr>
+      <w:tr>
+        <w:tc>
+          <w:tcPr>
+            <w:tcW w:type="dxa" w:w="2160"/>
+          </w:tcPr>
+          <w:p>
+            <w:r>
+              <w:t>信诚致远科技有限公司</w:t>
+            </w:r>
+          </w:p>
+        </w:tc>
+        <w:tc>
+          <w:tcPr>
+            <w:tcW w:type="dxa" w:w="2160"/>
+          </w:tcPr>
+          <w:p>
+            <w:r>
+              <w:t>云计算</w:t>
+            </w:r>
+          </w:p>
+        </w:tc>
+        <w:tc>
+          <w:tcPr>
+            <w:tcW w:type="dxa" w:w="2160"/>
+          </w:tcPr>
+          <w:p>
+            <w:r>
+              <w:t>186亿</w:t>
+            </w:r>
+          </w:p>
+        </w:tc>
+        <w:tc>
+          <w:tcPr>
+            <w:tcW w:type="dxa" w:w="2160"/>
+          </w:tcPr>
+          <w:p>
+            <w:r>
+              <w:t>28%</w:t>
+            </w:r>
+          </w:p>
+        </w:tc>
+      </w:tr>
+      <w:tr>
+        <w:tc>
+          <w:tcPr>
+            <w:tcW w:type="dxa" w:w="2160"/>
+          </w:tcPr>
+          <w:p>
+            <w:r>
+              <w:t>迪摩信息有限公司</w:t>
+            </w:r>
+          </w:p>
+        </w:tc>
+        <w:tc>
+          <w:tcPr>
+            <w:tcW w:type="dxa" w:w="2160"/>
+          </w:tcPr>
+          <w:p>
+            <w:r>
+              <w:t>医疗科技</w:t>
+            </w:r>
+          </w:p>
+        </w:tc>
+        <w:tc>
+          <w:tcPr>
+            <w:tcW w:type="dxa" w:w="2160"/>
+          </w:tcPr>
+          <w:p>
+            <w:r>
+              <w:t>726亿</w:t>
+            </w:r>
+          </w:p>
+        </w:tc>
+        <w:tc>
+          <w:tcPr>
+            <w:tcW w:type="dxa" w:w="2160"/>
+          </w:tcPr>
+          <w:p>
+            <w:r>
+              <w:t>13%</w:t>
             </w:r>
           </w:p>
         </w:tc>
